--- a/Resume.docx
+++ b/Resume.docx
@@ -1,6 +1,6 @@
 
 <file path=word/document.xml><?xml version="1.0" encoding="utf-8"?>
-<w:document xmlns:wpc="http://schemas.microsoft.com/office/word/2010/wordprocessingCanvas" xmlns:cx="http://schemas.microsoft.com/office/drawing/2014/chartex" xmlns:cx1="http://schemas.microsoft.com/office/drawing/2015/9/8/chartex" xmlns:cx2="http://schemas.microsoft.com/office/drawing/2015/10/21/chartex" xmlns:cx3="http://schemas.microsoft.com/office/drawing/2016/5/9/chartex" xmlns:cx4="http://schemas.microsoft.com/office/drawing/2016/5/10/chartex" xmlns:cx5="http://schemas.microsoft.com/office/drawing/2016/5/11/chartex" xmlns:cx6="http://schemas.microsoft.com/office/drawing/2016/5/12/chartex" xmlns:cx7="http://schemas.microsoft.com/office/drawing/2016/5/13/chartex" xmlns:cx8="http://schemas.microsoft.com/office/drawing/2016/5/14/chartex" xmlns:mc="http://schemas.openxmlformats.org/markup-compatibility/2006" xmlns:aink="http://schemas.microsoft.com/office/drawing/2016/ink" xmlns:am3d="http://schemas.microsoft.com/office/drawing/2017/model3d" xmlns:o="urn:schemas-microsoft-com:office:office" xmlns:r="http://schemas.openxmlformats.org/officeDocument/2006/relationships" xmlns:m="http://schemas.openxmlformats.org/officeDocument/2006/math" xmlns:v="urn:schemas-microsoft-com:vml" xmlns:wp14="http://schemas.microsoft.com/office/word/2010/wordprocessingDrawing" xmlns:wp="http://schemas.openxmlformats.org/drawingml/2006/wordprocessingDrawing" xmlns:w10="urn:schemas-microsoft-com:office:word" xmlns:w="http://schemas.openxmlformats.org/wordprocessingml/2006/main" xmlns:w14="http://schemas.microsoft.com/office/word/2010/wordml" xmlns:w15="http://schemas.microsoft.com/office/word/2012/wordml" xmlns:w16cex="http://schemas.microsoft.com/office/word/2018/wordml/cex" xmlns:w16cid="http://schemas.microsoft.com/office/word/2016/wordml/cid" xmlns:w16="http://schemas.microsoft.com/office/word/2018/wordml" xmlns:w16sdtdh="http://schemas.microsoft.com/office/word/2020/wordml/sdtdatahash" xmlns:w16se="http://schemas.microsoft.com/office/word/2015/wordml/symex" xmlns:wpg="http://schemas.microsoft.com/office/word/2010/wordprocessingGroup" xmlns:wpi="http://schemas.microsoft.com/office/word/2010/wordprocessingInk" xmlns:wne="http://schemas.microsoft.com/office/word/2006/wordml" xmlns:wps="http://schemas.microsoft.com/office/word/2010/wordprocessingShape" mc:Ignorable="w14 w15 w16se w16cid w16 w16cex w16sdtdh wp14">
+<w:document xmlns:ve="http://schemas.openxmlformats.org/markup-compatibility/2006" xmlns:o="urn:schemas-microsoft-com:office:office" xmlns:r="http://schemas.openxmlformats.org/officeDocument/2006/relationships" xmlns:m="http://schemas.openxmlformats.org/officeDocument/2006/math" xmlns:v="urn:schemas-microsoft-com:vml" xmlns:wp="http://schemas.openxmlformats.org/drawingml/2006/wordprocessingDrawing" xmlns:w10="urn:schemas-microsoft-com:office:word" xmlns:w="http://schemas.openxmlformats.org/wordprocessingml/2006/main" xmlns:wne="http://schemas.microsoft.com/office/word/2006/wordml">
   <w:body>
     <w:p>
       <w:pPr>
@@ -19,7 +19,7 @@
           <w:noProof/>
           <w:lang w:eastAsia="zh-TW"/>
         </w:rPr>
-        <w:pict w14:anchorId="0903CAE7">
+        <w:pict>
           <v:shapetype id="_x0000_t202" coordsize="21600,21600" o:spt="202" path="m,l,21600r21600,l21600,xe">
             <v:stroke joinstyle="miter"/>
             <v:path gradientshapeok="t" o:connecttype="rect"/>
@@ -56,7 +56,7 @@
           <w:rFonts w:ascii="Times New Roman" w:hAnsi="Times New Roman" w:cs="Times New Roman"/>
           <w:noProof/>
         </w:rPr>
-        <w:pict w14:anchorId="718BC6DF">
+        <w:pict>
           <v:shapetype id="_x0000_t64" coordsize="21600,21600" o:spt="64" adj="2809,10800" path="m@28@0c@27@1@26@3@25@0l@21@4c@22@5@23@6@24@4xe">
             <v:formulas>
               <v:f eqn="val #0"/>
@@ -162,12 +162,6 @@
         </w:rPr>
         <w:t>441.2511</w:t>
       </w:r>
-      <w:r>
-        <w:rPr>
-          <w:rFonts w:ascii="Times New Roman" w:hAnsi="Times New Roman" w:cs="Times New Roman"/>
-        </w:rPr>
-        <w:t xml:space="preserve"> </w:t>
-      </w:r>
       <w:hyperlink r:id="rId6" w:history="1">
         <w:r>
           <w:rPr>
@@ -236,6 +230,7 @@
           <w:rPr>
             <w:rStyle w:val="Hyperlink"/>
             <w:rFonts w:ascii="Times New Roman" w:hAnsi="Times New Roman" w:cs="Times New Roman"/>
+            <w:u w:val="none"/>
           </w:rPr>
           <w:t>https://www.youtube.com/channel/UC95AtI5mv_-ZtuJ9nQgl6ag</w:t>
         </w:r>
@@ -495,12 +490,6 @@
           <w:rFonts w:ascii="Times New Roman" w:hAnsi="Times New Roman" w:cs="Times New Roman"/>
         </w:rPr>
         <w:t>Studying Computer Science</w:t>
-      </w:r>
-      <w:r>
-        <w:rPr>
-          <w:rFonts w:ascii="Times New Roman" w:hAnsi="Times New Roman" w:cs="Times New Roman"/>
-        </w:rPr>
-        <w:t xml:space="preserve"> </w:t>
       </w:r>
     </w:p>
     <w:p>
@@ -604,6 +593,7 @@
         <w:rPr>
           <w:rFonts w:ascii="Times New Roman" w:hAnsi="Times New Roman" w:cs="Times New Roman"/>
         </w:rPr>
+        <w:lastRenderedPageBreak/>
         <w:t>Coding in C</w:t>
       </w:r>
       <w:r>
@@ -617,12 +607,6 @@
           <w:rFonts w:ascii="Times New Roman" w:hAnsi="Times New Roman" w:cs="Times New Roman"/>
         </w:rPr>
         <w:t>Python, and Erlang</w:t>
-      </w:r>
-      <w:r>
-        <w:rPr>
-          <w:rFonts w:ascii="Times New Roman" w:hAnsi="Times New Roman" w:cs="Times New Roman"/>
-        </w:rPr>
-        <w:t xml:space="preserve"> </w:t>
       </w:r>
     </w:p>
     <w:p>
@@ -641,19 +625,7 @@
         <w:rPr>
           <w:rFonts w:ascii="Times New Roman" w:hAnsi="Times New Roman" w:cs="Times New Roman"/>
         </w:rPr>
-        <w:t>Certified</w:t>
-      </w:r>
-      <w:r>
-        <w:rPr>
-          <w:rFonts w:ascii="Times New Roman" w:hAnsi="Times New Roman" w:cs="Times New Roman"/>
-        </w:rPr>
-        <w:t xml:space="preserve"> </w:t>
-      </w:r>
-      <w:r>
-        <w:rPr>
-          <w:rFonts w:ascii="Times New Roman" w:hAnsi="Times New Roman" w:cs="Times New Roman"/>
-        </w:rPr>
-        <w:t xml:space="preserve">in Microsoft </w:t>
+        <w:t xml:space="preserve">Certifiedin Microsoft </w:t>
       </w:r>
       <w:r>
         <w:rPr>
@@ -684,12 +656,6 @@
         <w:rPr>
           <w:rFonts w:ascii="Times New Roman" w:hAnsi="Times New Roman" w:cs="Times New Roman"/>
         </w:rPr>
-        <w:t xml:space="preserve"> </w:t>
-      </w:r>
-      <w:r>
-        <w:rPr>
-          <w:rFonts w:ascii="Times New Roman" w:hAnsi="Times New Roman" w:cs="Times New Roman"/>
-        </w:rPr>
         <w:t>Bash</w:t>
       </w:r>
       <w:r>
@@ -703,12 +669,6 @@
           <w:rFonts w:ascii="Times New Roman" w:hAnsi="Times New Roman" w:cs="Times New Roman"/>
         </w:rPr>
         <w:t xml:space="preserve"> command lines</w:t>
-      </w:r>
-      <w:r>
-        <w:rPr>
-          <w:rFonts w:ascii="Times New Roman" w:hAnsi="Times New Roman" w:cs="Times New Roman"/>
-        </w:rPr>
-        <w:t xml:space="preserve"> </w:t>
       </w:r>
     </w:p>
     <w:p>
@@ -795,6 +755,7 @@
         <w:rPr>
           <w:rFonts w:ascii="Times New Roman" w:hAnsi="Times New Roman" w:cs="Times New Roman"/>
         </w:rPr>
+        <w:lastRenderedPageBreak/>
         <w:t>Full-stack Web Dev</w:t>
       </w:r>
       <w:r>
@@ -939,13 +900,7 @@
         <w:rPr>
           <w:rFonts w:ascii="Times New Roman" w:hAnsi="Times New Roman" w:cs="Times New Roman"/>
         </w:rPr>
-        <w:t>, Continuous Monitoring Tool (CMT)</w:t>
-      </w:r>
-      <w:r>
-        <w:rPr>
-          <w:rFonts w:ascii="Times New Roman" w:hAnsi="Times New Roman" w:cs="Times New Roman"/>
-        </w:rPr>
-        <w:t>)</w:t>
+        <w:t>, Continuous Monitoring Tool (CMT))</w:t>
       </w:r>
     </w:p>
     <w:p>
@@ -1047,19 +1002,7 @@
         <w:rPr>
           <w:rFonts w:ascii="Times New Roman" w:hAnsi="Times New Roman" w:cs="Times New Roman"/>
         </w:rPr>
-        <w:t>, Cybersecurity</w:t>
-      </w:r>
-      <w:r>
-        <w:rPr>
-          <w:rFonts w:ascii="Times New Roman" w:hAnsi="Times New Roman" w:cs="Times New Roman"/>
-        </w:rPr>
-        <w:t xml:space="preserve"> </w:t>
-      </w:r>
-      <w:r>
-        <w:rPr>
-          <w:rFonts w:ascii="Times New Roman" w:hAnsi="Times New Roman" w:cs="Times New Roman"/>
-        </w:rPr>
-        <w:t>Intern</w:t>
+        <w:t>, CybersecurityIntern</w:t>
       </w:r>
       <w:r>
         <w:rPr>
@@ -1226,7 +1169,7 @@
         <w:rPr>
           <w:rFonts w:ascii="Times New Roman" w:hAnsi="Times New Roman" w:cs="Times New Roman"/>
         </w:rPr>
-        <w:t xml:space="preserve"> &amp; World team.</w:t>
+        <w:t>&amp; World team.</w:t>
       </w:r>
     </w:p>
     <w:p>
@@ -1256,12 +1199,6 @@
           <w:t>https://www.youtube.com/watch?v=naCTWd6FwEk&amp;ab_channel=BrianSimpson</w:t>
         </w:r>
       </w:hyperlink>
-      <w:r>
-        <w:rPr>
-          <w:rFonts w:ascii="Times New Roman" w:hAnsi="Times New Roman" w:cs="Times New Roman"/>
-        </w:rPr>
-        <w:t xml:space="preserve"> </w:t>
-      </w:r>
     </w:p>
     <w:p>
       <w:pPr>
@@ -1580,15 +1517,12 @@
         </w:rPr>
         <w:t xml:space="preserve"> Bowman (407) 690-3183, </w:t>
       </w:r>
-      <w:hyperlink r:id="rId11" w:history="1">
-        <w:r>
-          <w:rPr>
-            <w:rStyle w:val="Hyperlink"/>
-            <w:rFonts w:ascii="Times New Roman" w:hAnsi="Times New Roman" w:cs="Times New Roman"/>
-          </w:rPr>
-          <w:t>mbowman@phx-defense.com</w:t>
-        </w:r>
-      </w:hyperlink>
+      <w:r>
+        <w:rPr>
+          <w:rFonts w:ascii="Times New Roman" w:hAnsi="Times New Roman" w:cs="Times New Roman"/>
+        </w:rPr>
+        <w:t>mbowman@phx-defense.com</w:t>
+      </w:r>
     </w:p>
     <w:p>
       <w:pPr>
@@ -1712,8 +1646,8 @@
 </file>
 
 <file path=word/numbering.xml><?xml version="1.0" encoding="utf-8"?>
-<w:numbering xmlns:wpc="http://schemas.microsoft.com/office/word/2010/wordprocessingCanvas" xmlns:cx="http://schemas.microsoft.com/office/drawing/2014/chartex" xmlns:cx1="http://schemas.microsoft.com/office/drawing/2015/9/8/chartex" xmlns:cx2="http://schemas.microsoft.com/office/drawing/2015/10/21/chartex" xmlns:cx3="http://schemas.microsoft.com/office/drawing/2016/5/9/chartex" xmlns:cx4="http://schemas.microsoft.com/office/drawing/2016/5/10/chartex" xmlns:cx5="http://schemas.microsoft.com/office/drawing/2016/5/11/chartex" xmlns:cx6="http://schemas.microsoft.com/office/drawing/2016/5/12/chartex" xmlns:cx7="http://schemas.microsoft.com/office/drawing/2016/5/13/chartex" xmlns:cx8="http://schemas.microsoft.com/office/drawing/2016/5/14/chartex" xmlns:mc="http://schemas.openxmlformats.org/markup-compatibility/2006" xmlns:aink="http://schemas.microsoft.com/office/drawing/2016/ink" xmlns:am3d="http://schemas.microsoft.com/office/drawing/2017/model3d" xmlns:o="urn:schemas-microsoft-com:office:office" xmlns:r="http://schemas.openxmlformats.org/officeDocument/2006/relationships" xmlns:m="http://schemas.openxmlformats.org/officeDocument/2006/math" xmlns:v="urn:schemas-microsoft-com:vml" xmlns:wp14="http://schemas.microsoft.com/office/word/2010/wordprocessingDrawing" xmlns:wp="http://schemas.openxmlformats.org/drawingml/2006/wordprocessingDrawing" xmlns:w10="urn:schemas-microsoft-com:office:word" xmlns:w="http://schemas.openxmlformats.org/wordprocessingml/2006/main" xmlns:w14="http://schemas.microsoft.com/office/word/2010/wordml" xmlns:w15="http://schemas.microsoft.com/office/word/2012/wordml" xmlns:w16cex="http://schemas.microsoft.com/office/word/2018/wordml/cex" xmlns:w16cid="http://schemas.microsoft.com/office/word/2016/wordml/cid" xmlns:w16="http://schemas.microsoft.com/office/word/2018/wordml" xmlns:w16sdtdh="http://schemas.microsoft.com/office/word/2020/wordml/sdtdatahash" xmlns:w16se="http://schemas.microsoft.com/office/word/2015/wordml/symex" xmlns:wpg="http://schemas.microsoft.com/office/word/2010/wordprocessingGroup" xmlns:wpi="http://schemas.microsoft.com/office/word/2010/wordprocessingInk" xmlns:wne="http://schemas.microsoft.com/office/word/2006/wordml" xmlns:wps="http://schemas.microsoft.com/office/word/2010/wordprocessingShape" mc:Ignorable="w14 w15 w16se w16cid w16 w16cex w16sdtdh wp14">
-  <w:abstractNum w:abstractNumId="0" w15:restartNumberingAfterBreak="0">
+<w:numbering xmlns:ve="http://schemas.openxmlformats.org/markup-compatibility/2006" xmlns:o="urn:schemas-microsoft-com:office:office" xmlns:r="http://schemas.openxmlformats.org/officeDocument/2006/relationships" xmlns:m="http://schemas.openxmlformats.org/officeDocument/2006/math" xmlns:v="urn:schemas-microsoft-com:vml" xmlns:wp="http://schemas.openxmlformats.org/drawingml/2006/wordprocessingDrawing" xmlns:w10="urn:schemas-microsoft-com:office:word" xmlns:w="http://schemas.openxmlformats.org/wordprocessingml/2006/main" xmlns:wne="http://schemas.microsoft.com/office/word/2006/wordml">
+  <w:abstractNum w:abstractNumId="0">
     <w:nsid w:val="05D15AD6"/>
     <w:multiLevelType w:val="hybridMultilevel"/>
     <w:tmpl w:val="2BBE5FE0"/>
@@ -1826,7 +1760,7 @@
       </w:rPr>
     </w:lvl>
   </w:abstractNum>
-  <w:abstractNum w:abstractNumId="1" w15:restartNumberingAfterBreak="0">
+  <w:abstractNum w:abstractNumId="1">
     <w:nsid w:val="08D21382"/>
     <w:multiLevelType w:val="hybridMultilevel"/>
     <w:tmpl w:val="06CC1AFE"/>
@@ -1939,7 +1873,7 @@
       </w:rPr>
     </w:lvl>
   </w:abstractNum>
-  <w:abstractNum w:abstractNumId="2" w15:restartNumberingAfterBreak="0">
+  <w:abstractNum w:abstractNumId="2">
     <w:nsid w:val="0FA72680"/>
     <w:multiLevelType w:val="hybridMultilevel"/>
     <w:tmpl w:val="04CEADA6"/>
@@ -2052,7 +1986,7 @@
       </w:rPr>
     </w:lvl>
   </w:abstractNum>
-  <w:abstractNum w:abstractNumId="3" w15:restartNumberingAfterBreak="0">
+  <w:abstractNum w:abstractNumId="3">
     <w:nsid w:val="1F47307F"/>
     <w:multiLevelType w:val="hybridMultilevel"/>
     <w:tmpl w:val="664030CC"/>
@@ -2165,7 +2099,7 @@
       </w:rPr>
     </w:lvl>
   </w:abstractNum>
-  <w:abstractNum w:abstractNumId="4" w15:restartNumberingAfterBreak="0">
+  <w:abstractNum w:abstractNumId="4">
     <w:nsid w:val="2A45513C"/>
     <w:multiLevelType w:val="hybridMultilevel"/>
     <w:tmpl w:val="63AA0BBA"/>
@@ -2278,7 +2212,7 @@
       </w:rPr>
     </w:lvl>
   </w:abstractNum>
-  <w:abstractNum w:abstractNumId="5" w15:restartNumberingAfterBreak="0">
+  <w:abstractNum w:abstractNumId="5">
     <w:nsid w:val="32800E2D"/>
     <w:multiLevelType w:val="hybridMultilevel"/>
     <w:tmpl w:val="35DCB5B8"/>
@@ -2391,7 +2325,7 @@
       </w:rPr>
     </w:lvl>
   </w:abstractNum>
-  <w:abstractNum w:abstractNumId="6" w15:restartNumberingAfterBreak="0">
+  <w:abstractNum w:abstractNumId="6">
     <w:nsid w:val="459B047D"/>
     <w:multiLevelType w:val="hybridMultilevel"/>
     <w:tmpl w:val="A9E428D6"/>
@@ -2504,7 +2438,7 @@
       </w:rPr>
     </w:lvl>
   </w:abstractNum>
-  <w:abstractNum w:abstractNumId="7" w15:restartNumberingAfterBreak="0">
+  <w:abstractNum w:abstractNumId="7">
     <w:nsid w:val="46920849"/>
     <w:multiLevelType w:val="hybridMultilevel"/>
     <w:tmpl w:val="FDE615C6"/>
@@ -2617,7 +2551,7 @@
       </w:rPr>
     </w:lvl>
   </w:abstractNum>
-  <w:abstractNum w:abstractNumId="8" w15:restartNumberingAfterBreak="0">
+  <w:abstractNum w:abstractNumId="8">
     <w:nsid w:val="4FA12C1A"/>
     <w:multiLevelType w:val="hybridMultilevel"/>
     <w:tmpl w:val="42CE5CE4"/>
@@ -2730,7 +2664,7 @@
       </w:rPr>
     </w:lvl>
   </w:abstractNum>
-  <w:abstractNum w:abstractNumId="9" w15:restartNumberingAfterBreak="0">
+  <w:abstractNum w:abstractNumId="9">
     <w:nsid w:val="59554A89"/>
     <w:multiLevelType w:val="hybridMultilevel"/>
     <w:tmpl w:val="76F88D00"/>
@@ -2843,7 +2777,7 @@
       </w:rPr>
     </w:lvl>
   </w:abstractNum>
-  <w:abstractNum w:abstractNumId="10" w15:restartNumberingAfterBreak="0">
+  <w:abstractNum w:abstractNumId="10">
     <w:nsid w:val="63272DC1"/>
     <w:multiLevelType w:val="hybridMultilevel"/>
     <w:tmpl w:val="0BECAA2C"/>
@@ -2956,7 +2890,7 @@
       </w:rPr>
     </w:lvl>
   </w:abstractNum>
-  <w:abstractNum w:abstractNumId="11" w15:restartNumberingAfterBreak="0">
+  <w:abstractNum w:abstractNumId="11">
     <w:nsid w:val="789B1618"/>
     <w:multiLevelType w:val="hybridMultilevel"/>
     <w:tmpl w:val="878EF212"/>
@@ -3069,7 +3003,7 @@
       </w:rPr>
     </w:lvl>
   </w:abstractNum>
-  <w:abstractNum w:abstractNumId="12" w15:restartNumberingAfterBreak="0">
+  <w:abstractNum w:abstractNumId="12">
     <w:nsid w:val="7F437E1F"/>
     <w:multiLevelType w:val="hybridMultilevel"/>
     <w:tmpl w:val="9E06D10A"/>
@@ -3225,7 +3159,7 @@
 </file>
 
 <file path=word/styles.xml><?xml version="1.0" encoding="utf-8"?>
-<w:styles xmlns:mc="http://schemas.openxmlformats.org/markup-compatibility/2006" xmlns:r="http://schemas.openxmlformats.org/officeDocument/2006/relationships" xmlns:w="http://schemas.openxmlformats.org/wordprocessingml/2006/main" xmlns:w14="http://schemas.microsoft.com/office/word/2010/wordml" xmlns:w15="http://schemas.microsoft.com/office/word/2012/wordml" xmlns:w16cex="http://schemas.microsoft.com/office/word/2018/wordml/cex" xmlns:w16cid="http://schemas.microsoft.com/office/word/2016/wordml/cid" xmlns:w16="http://schemas.microsoft.com/office/word/2018/wordml" xmlns:w16sdtdh="http://schemas.microsoft.com/office/word/2020/wordml/sdtdatahash" xmlns:w16se="http://schemas.microsoft.com/office/word/2015/wordml/symex" mc:Ignorable="w14 w15 w16se w16cid w16 w16cex w16sdtdh">
+<w:styles xmlns:r="http://schemas.openxmlformats.org/officeDocument/2006/relationships" xmlns:w="http://schemas.openxmlformats.org/wordprocessingml/2006/main">
   <w:docDefaults>
     <w:rPrDefault>
       <w:rPr>
@@ -3241,383 +3175,144 @@
       </w:pPr>
     </w:pPrDefault>
   </w:docDefaults>
-  <w:latentStyles w:defLockedState="0" w:defUIPriority="99" w:defSemiHidden="0" w:defUnhideWhenUsed="0" w:defQFormat="0" w:count="376">
-    <w:lsdException w:name="Normal" w:uiPriority="0" w:qFormat="1"/>
-    <w:lsdException w:name="heading 1" w:uiPriority="9" w:qFormat="1"/>
-    <w:lsdException w:name="heading 2" w:semiHidden="1" w:uiPriority="9" w:unhideWhenUsed="1" w:qFormat="1"/>
-    <w:lsdException w:name="heading 3" w:semiHidden="1" w:uiPriority="9" w:unhideWhenUsed="1" w:qFormat="1"/>
-    <w:lsdException w:name="heading 4" w:semiHidden="1" w:uiPriority="9" w:unhideWhenUsed="1" w:qFormat="1"/>
-    <w:lsdException w:name="heading 5" w:semiHidden="1" w:uiPriority="9" w:unhideWhenUsed="1" w:qFormat="1"/>
-    <w:lsdException w:name="heading 6" w:semiHidden="1" w:uiPriority="9" w:unhideWhenUsed="1" w:qFormat="1"/>
-    <w:lsdException w:name="heading 7" w:semiHidden="1" w:uiPriority="9" w:unhideWhenUsed="1" w:qFormat="1"/>
-    <w:lsdException w:name="heading 8" w:semiHidden="1" w:uiPriority="9" w:unhideWhenUsed="1" w:qFormat="1"/>
-    <w:lsdException w:name="heading 9" w:semiHidden="1" w:uiPriority="9" w:unhideWhenUsed="1" w:qFormat="1"/>
-    <w:lsdException w:name="index 1" w:semiHidden="1" w:unhideWhenUsed="1"/>
-    <w:lsdException w:name="index 2" w:semiHidden="1" w:unhideWhenUsed="1"/>
-    <w:lsdException w:name="index 3" w:semiHidden="1" w:unhideWhenUsed="1"/>
-    <w:lsdException w:name="index 4" w:semiHidden="1" w:unhideWhenUsed="1"/>
-    <w:lsdException w:name="index 5" w:semiHidden="1" w:unhideWhenUsed="1"/>
-    <w:lsdException w:name="index 6" w:semiHidden="1" w:unhideWhenUsed="1"/>
-    <w:lsdException w:name="index 7" w:semiHidden="1" w:unhideWhenUsed="1"/>
-    <w:lsdException w:name="index 8" w:semiHidden="1" w:unhideWhenUsed="1"/>
-    <w:lsdException w:name="index 9" w:semiHidden="1" w:unhideWhenUsed="1"/>
-    <w:lsdException w:name="toc 1" w:semiHidden="1" w:uiPriority="39" w:unhideWhenUsed="1"/>
-    <w:lsdException w:name="toc 2" w:semiHidden="1" w:uiPriority="39" w:unhideWhenUsed="1"/>
-    <w:lsdException w:name="toc 3" w:semiHidden="1" w:uiPriority="39" w:unhideWhenUsed="1"/>
-    <w:lsdException w:name="toc 4" w:semiHidden="1" w:uiPriority="39" w:unhideWhenUsed="1"/>
-    <w:lsdException w:name="toc 5" w:semiHidden="1" w:uiPriority="39" w:unhideWhenUsed="1"/>
-    <w:lsdException w:name="toc 6" w:semiHidden="1" w:uiPriority="39" w:unhideWhenUsed="1"/>
-    <w:lsdException w:name="toc 7" w:semiHidden="1" w:uiPriority="39" w:unhideWhenUsed="1"/>
-    <w:lsdException w:name="toc 8" w:semiHidden="1" w:uiPriority="39" w:unhideWhenUsed="1"/>
-    <w:lsdException w:name="toc 9" w:semiHidden="1" w:uiPriority="39" w:unhideWhenUsed="1"/>
-    <w:lsdException w:name="Normal Indent" w:semiHidden="1" w:unhideWhenUsed="1"/>
-    <w:lsdException w:name="footnote text" w:semiHidden="1" w:unhideWhenUsed="1"/>
-    <w:lsdException w:name="annotation text" w:semiHidden="1" w:unhideWhenUsed="1"/>
-    <w:lsdException w:name="header" w:semiHidden="1" w:unhideWhenUsed="1"/>
-    <w:lsdException w:name="footer" w:semiHidden="1" w:unhideWhenUsed="1"/>
-    <w:lsdException w:name="index heading" w:semiHidden="1" w:unhideWhenUsed="1"/>
-    <w:lsdException w:name="caption" w:semiHidden="1" w:uiPriority="35" w:unhideWhenUsed="1" w:qFormat="1"/>
-    <w:lsdException w:name="table of figures" w:semiHidden="1" w:unhideWhenUsed="1"/>
-    <w:lsdException w:name="envelope address" w:semiHidden="1" w:unhideWhenUsed="1"/>
-    <w:lsdException w:name="envelope return" w:semiHidden="1" w:unhideWhenUsed="1"/>
-    <w:lsdException w:name="footnote reference" w:semiHidden="1" w:unhideWhenUsed="1"/>
-    <w:lsdException w:name="annotation reference" w:semiHidden="1" w:unhideWhenUsed="1"/>
-    <w:lsdException w:name="line number" w:semiHidden="1" w:unhideWhenUsed="1"/>
-    <w:lsdException w:name="page number" w:semiHidden="1" w:unhideWhenUsed="1"/>
-    <w:lsdException w:name="endnote reference" w:semiHidden="1" w:unhideWhenUsed="1"/>
-    <w:lsdException w:name="endnote text" w:semiHidden="1" w:unhideWhenUsed="1"/>
-    <w:lsdException w:name="table of authorities" w:semiHidden="1" w:unhideWhenUsed="1"/>
-    <w:lsdException w:name="macro" w:semiHidden="1" w:unhideWhenUsed="1"/>
-    <w:lsdException w:name="toa heading" w:semiHidden="1" w:unhideWhenUsed="1"/>
-    <w:lsdException w:name="List" w:semiHidden="1" w:unhideWhenUsed="1"/>
-    <w:lsdException w:name="List Bullet" w:semiHidden="1" w:unhideWhenUsed="1"/>
-    <w:lsdException w:name="List Number" w:semiHidden="1" w:unhideWhenUsed="1"/>
-    <w:lsdException w:name="List 2" w:semiHidden="1" w:unhideWhenUsed="1"/>
-    <w:lsdException w:name="List 3" w:semiHidden="1" w:unhideWhenUsed="1"/>
-    <w:lsdException w:name="List 4" w:semiHidden="1" w:unhideWhenUsed="1"/>
-    <w:lsdException w:name="List 5" w:semiHidden="1" w:unhideWhenUsed="1"/>
-    <w:lsdException w:name="List Bullet 2" w:semiHidden="1" w:unhideWhenUsed="1"/>
-    <w:lsdException w:name="List Bullet 3" w:semiHidden="1" w:unhideWhenUsed="1"/>
-    <w:lsdException w:name="List Bullet 4" w:semiHidden="1" w:unhideWhenUsed="1"/>
-    <w:lsdException w:name="List Bullet 5" w:semiHidden="1" w:unhideWhenUsed="1"/>
-    <w:lsdException w:name="List Number 2" w:semiHidden="1" w:unhideWhenUsed="1"/>
-    <w:lsdException w:name="List Number 3" w:semiHidden="1" w:unhideWhenUsed="1"/>
-    <w:lsdException w:name="List Number 4" w:semiHidden="1" w:unhideWhenUsed="1"/>
-    <w:lsdException w:name="List Number 5" w:semiHidden="1" w:unhideWhenUsed="1"/>
-    <w:lsdException w:name="Title" w:uiPriority="10" w:qFormat="1"/>
-    <w:lsdException w:name="Closing" w:semiHidden="1" w:unhideWhenUsed="1"/>
-    <w:lsdException w:name="Signature" w:semiHidden="1" w:unhideWhenUsed="1"/>
-    <w:lsdException w:name="Default Paragraph Font" w:semiHidden="1" w:uiPriority="1" w:unhideWhenUsed="1"/>
-    <w:lsdException w:name="Body Text" w:semiHidden="1" w:unhideWhenUsed="1"/>
-    <w:lsdException w:name="Body Text Indent" w:semiHidden="1" w:unhideWhenUsed="1"/>
-    <w:lsdException w:name="List Continue" w:semiHidden="1" w:unhideWhenUsed="1"/>
-    <w:lsdException w:name="List Continue 2" w:semiHidden="1" w:unhideWhenUsed="1"/>
-    <w:lsdException w:name="List Continue 3" w:semiHidden="1" w:unhideWhenUsed="1"/>
-    <w:lsdException w:name="List Continue 4" w:semiHidden="1" w:unhideWhenUsed="1"/>
-    <w:lsdException w:name="List Continue 5" w:semiHidden="1" w:unhideWhenUsed="1"/>
-    <w:lsdException w:name="Message Header" w:semiHidden="1" w:unhideWhenUsed="1"/>
-    <w:lsdException w:name="Subtitle" w:uiPriority="11" w:qFormat="1"/>
-    <w:lsdException w:name="Salutation" w:semiHidden="1" w:unhideWhenUsed="1"/>
-    <w:lsdException w:name="Date" w:semiHidden="1" w:unhideWhenUsed="1"/>
-    <w:lsdException w:name="Body Text First Indent" w:semiHidden="1" w:unhideWhenUsed="1"/>
-    <w:lsdException w:name="Body Text First Indent 2" w:semiHidden="1" w:unhideWhenUsed="1"/>
-    <w:lsdException w:name="Note Heading" w:semiHidden="1" w:unhideWhenUsed="1"/>
-    <w:lsdException w:name="Body Text 2" w:semiHidden="1" w:unhideWhenUsed="1"/>
-    <w:lsdException w:name="Body Text 3" w:semiHidden="1" w:unhideWhenUsed="1"/>
-    <w:lsdException w:name="Body Text Indent 2" w:semiHidden="1" w:unhideWhenUsed="1"/>
-    <w:lsdException w:name="Body Text Indent 3" w:semiHidden="1" w:unhideWhenUsed="1"/>
-    <w:lsdException w:name="Block Text" w:semiHidden="1" w:unhideWhenUsed="1"/>
-    <w:lsdException w:name="Hyperlink" w:semiHidden="1" w:unhideWhenUsed="1"/>
-    <w:lsdException w:name="FollowedHyperlink" w:semiHidden="1" w:unhideWhenUsed="1"/>
-    <w:lsdException w:name="Strong" w:uiPriority="22" w:qFormat="1"/>
-    <w:lsdException w:name="Emphasis" w:uiPriority="20" w:qFormat="1"/>
-    <w:lsdException w:name="Document Map" w:semiHidden="1" w:unhideWhenUsed="1"/>
-    <w:lsdException w:name="Plain Text" w:semiHidden="1" w:unhideWhenUsed="1"/>
-    <w:lsdException w:name="E-mail Signature" w:semiHidden="1" w:unhideWhenUsed="1"/>
-    <w:lsdException w:name="HTML Top of Form" w:semiHidden="1" w:unhideWhenUsed="1"/>
-    <w:lsdException w:name="HTML Bottom of Form" w:semiHidden="1" w:unhideWhenUsed="1"/>
-    <w:lsdException w:name="Normal (Web)" w:semiHidden="1" w:unhideWhenUsed="1"/>
-    <w:lsdException w:name="HTML Acronym" w:semiHidden="1" w:unhideWhenUsed="1"/>
-    <w:lsdException w:name="HTML Address" w:semiHidden="1" w:unhideWhenUsed="1"/>
-    <w:lsdException w:name="HTML Cite" w:semiHidden="1" w:unhideWhenUsed="1"/>
-    <w:lsdException w:name="HTML Code" w:semiHidden="1" w:unhideWhenUsed="1"/>
-    <w:lsdException w:name="HTML Definition" w:semiHidden="1" w:unhideWhenUsed="1"/>
-    <w:lsdException w:name="HTML Keyboard" w:semiHidden="1" w:unhideWhenUsed="1"/>
-    <w:lsdException w:name="HTML Preformatted" w:semiHidden="1" w:unhideWhenUsed="1"/>
-    <w:lsdException w:name="HTML Sample" w:semiHidden="1" w:unhideWhenUsed="1"/>
-    <w:lsdException w:name="HTML Typewriter" w:semiHidden="1" w:unhideWhenUsed="1"/>
-    <w:lsdException w:name="HTML Variable" w:semiHidden="1" w:unhideWhenUsed="1"/>
-    <w:lsdException w:name="Normal Table" w:semiHidden="1" w:unhideWhenUsed="1"/>
-    <w:lsdException w:name="annotation subject" w:semiHidden="1" w:unhideWhenUsed="1"/>
-    <w:lsdException w:name="No List" w:semiHidden="1" w:unhideWhenUsed="1"/>
-    <w:lsdException w:name="Outline List 1" w:semiHidden="1" w:unhideWhenUsed="1"/>
-    <w:lsdException w:name="Outline List 2" w:semiHidden="1" w:unhideWhenUsed="1"/>
-    <w:lsdException w:name="Outline List 3" w:semiHidden="1" w:unhideWhenUsed="1"/>
-    <w:lsdException w:name="Table Simple 1" w:semiHidden="1" w:unhideWhenUsed="1"/>
-    <w:lsdException w:name="Table Simple 2" w:semiHidden="1" w:unhideWhenUsed="1"/>
-    <w:lsdException w:name="Table Simple 3" w:semiHidden="1" w:unhideWhenUsed="1"/>
-    <w:lsdException w:name="Table Classic 1" w:semiHidden="1" w:unhideWhenUsed="1"/>
-    <w:lsdException w:name="Table Classic 2" w:semiHidden="1" w:unhideWhenUsed="1"/>
-    <w:lsdException w:name="Table Classic 3" w:semiHidden="1" w:unhideWhenUsed="1"/>
-    <w:lsdException w:name="Table Classic 4" w:semiHidden="1" w:unhideWhenUsed="1"/>
-    <w:lsdException w:name="Table Colorful 1" w:semiHidden="1" w:unhideWhenUsed="1"/>
-    <w:lsdException w:name="Table Colorful 2" w:semiHidden="1" w:unhideWhenUsed="1"/>
-    <w:lsdException w:name="Table Colorful 3" w:semiHidden="1" w:unhideWhenUsed="1"/>
-    <w:lsdException w:name="Table Columns 1" w:semiHidden="1" w:unhideWhenUsed="1"/>
-    <w:lsdException w:name="Table Columns 2" w:semiHidden="1" w:unhideWhenUsed="1"/>
-    <w:lsdException w:name="Table Columns 3" w:semiHidden="1" w:unhideWhenUsed="1"/>
-    <w:lsdException w:name="Table Columns 4" w:semiHidden="1" w:unhideWhenUsed="1"/>
-    <w:lsdException w:name="Table Columns 5" w:semiHidden="1" w:unhideWhenUsed="1"/>
-    <w:lsdException w:name="Table Grid 1" w:semiHidden="1" w:unhideWhenUsed="1"/>
-    <w:lsdException w:name="Table Grid 2" w:semiHidden="1" w:unhideWhenUsed="1"/>
-    <w:lsdException w:name="Table Grid 3" w:semiHidden="1" w:unhideWhenUsed="1"/>
-    <w:lsdException w:name="Table Grid 4" w:semiHidden="1" w:unhideWhenUsed="1"/>
-    <w:lsdException w:name="Table Grid 5" w:semiHidden="1" w:unhideWhenUsed="1"/>
-    <w:lsdException w:name="Table Grid 6" w:semiHidden="1" w:unhideWhenUsed="1"/>
-    <w:lsdException w:name="Table Grid 7" w:semiHidden="1" w:unhideWhenUsed="1"/>
-    <w:lsdException w:name="Table Grid 8" w:semiHidden="1" w:unhideWhenUsed="1"/>
-    <w:lsdException w:name="Table List 1" w:semiHidden="1" w:unhideWhenUsed="1"/>
-    <w:lsdException w:name="Table List 2" w:semiHidden="1" w:unhideWhenUsed="1"/>
-    <w:lsdException w:name="Table List 3" w:semiHidden="1" w:unhideWhenUsed="1"/>
-    <w:lsdException w:name="Table List 4" w:semiHidden="1" w:unhideWhenUsed="1"/>
-    <w:lsdException w:name="Table List 5" w:semiHidden="1" w:unhideWhenUsed="1"/>
-    <w:lsdException w:name="Table List 6" w:semiHidden="1" w:unhideWhenUsed="1"/>
-    <w:lsdException w:name="Table List 7" w:semiHidden="1" w:unhideWhenUsed="1"/>
-    <w:lsdException w:name="Table List 8" w:semiHidden="1" w:unhideWhenUsed="1"/>
-    <w:lsdException w:name="Table 3D effects 1" w:semiHidden="1" w:unhideWhenUsed="1"/>
-    <w:lsdException w:name="Table 3D effects 2" w:semiHidden="1" w:unhideWhenUsed="1"/>
-    <w:lsdException w:name="Table 3D effects 3" w:semiHidden="1" w:unhideWhenUsed="1"/>
-    <w:lsdException w:name="Table Contemporary" w:semiHidden="1" w:unhideWhenUsed="1"/>
-    <w:lsdException w:name="Table Elegant" w:semiHidden="1" w:unhideWhenUsed="1"/>
-    <w:lsdException w:name="Table Professional" w:semiHidden="1" w:unhideWhenUsed="1"/>
-    <w:lsdException w:name="Table Subtle 1" w:semiHidden="1" w:unhideWhenUsed="1"/>
-    <w:lsdException w:name="Table Subtle 2" w:semiHidden="1" w:unhideWhenUsed="1"/>
-    <w:lsdException w:name="Table Web 1" w:semiHidden="1" w:unhideWhenUsed="1"/>
-    <w:lsdException w:name="Table Web 2" w:semiHidden="1" w:unhideWhenUsed="1"/>
-    <w:lsdException w:name="Table Web 3" w:semiHidden="1" w:unhideWhenUsed="1"/>
-    <w:lsdException w:name="Balloon Text" w:semiHidden="1" w:unhideWhenUsed="1"/>
-    <w:lsdException w:name="Table Grid" w:semiHidden="1" w:uiPriority="39" w:unhideWhenUsed="1"/>
-    <w:lsdException w:name="Table Theme" w:semiHidden="1" w:unhideWhenUsed="1"/>
-    <w:lsdException w:name="Placeholder Text" w:semiHidden="1"/>
-    <w:lsdException w:name="No Spacing" w:uiPriority="1" w:qFormat="1"/>
-    <w:lsdException w:name="Light Shading" w:uiPriority="60"/>
-    <w:lsdException w:name="Light List" w:uiPriority="61"/>
-    <w:lsdException w:name="Light Grid" w:uiPriority="62"/>
-    <w:lsdException w:name="Medium Shading 1" w:uiPriority="63"/>
-    <w:lsdException w:name="Medium Shading 2" w:uiPriority="64"/>
-    <w:lsdException w:name="Medium List 1" w:uiPriority="65"/>
-    <w:lsdException w:name="Medium List 2" w:uiPriority="66"/>
-    <w:lsdException w:name="Medium Grid 1" w:uiPriority="67"/>
-    <w:lsdException w:name="Medium Grid 2" w:uiPriority="68"/>
-    <w:lsdException w:name="Medium Grid 3" w:uiPriority="69"/>
-    <w:lsdException w:name="Dark List" w:uiPriority="70"/>
-    <w:lsdException w:name="Colorful Shading" w:uiPriority="71"/>
-    <w:lsdException w:name="Colorful List" w:uiPriority="72"/>
-    <w:lsdException w:name="Colorful Grid" w:uiPriority="73"/>
-    <w:lsdException w:name="Light Shading Accent 1" w:uiPriority="60"/>
-    <w:lsdException w:name="Light List Accent 1" w:uiPriority="61"/>
-    <w:lsdException w:name="Light Grid Accent 1" w:uiPriority="62"/>
-    <w:lsdException w:name="Medium Shading 1 Accent 1" w:uiPriority="63"/>
-    <w:lsdException w:name="Medium Shading 2 Accent 1" w:uiPriority="64"/>
-    <w:lsdException w:name="Medium List 1 Accent 1" w:uiPriority="65"/>
-    <w:lsdException w:name="Revision" w:semiHidden="1"/>
-    <w:lsdException w:name="List Paragraph" w:uiPriority="34" w:qFormat="1"/>
-    <w:lsdException w:name="Quote" w:uiPriority="29" w:qFormat="1"/>
-    <w:lsdException w:name="Intense Quote" w:uiPriority="30" w:qFormat="1"/>
-    <w:lsdException w:name="Medium List 2 Accent 1" w:uiPriority="66"/>
-    <w:lsdException w:name="Medium Grid 1 Accent 1" w:uiPriority="67"/>
-    <w:lsdException w:name="Medium Grid 2 Accent 1" w:uiPriority="68"/>
-    <w:lsdException w:name="Medium Grid 3 Accent 1" w:uiPriority="69"/>
-    <w:lsdException w:name="Dark List Accent 1" w:uiPriority="70"/>
-    <w:lsdException w:name="Colorful Shading Accent 1" w:uiPriority="71"/>
-    <w:lsdException w:name="Colorful List Accent 1" w:uiPriority="72"/>
-    <w:lsdException w:name="Colorful Grid Accent 1" w:uiPriority="73"/>
-    <w:lsdException w:name="Light Shading Accent 2" w:uiPriority="60"/>
-    <w:lsdException w:name="Light List Accent 2" w:uiPriority="61"/>
-    <w:lsdException w:name="Light Grid Accent 2" w:uiPriority="62"/>
-    <w:lsdException w:name="Medium Shading 1 Accent 2" w:uiPriority="63"/>
-    <w:lsdException w:name="Medium Shading 2 Accent 2" w:uiPriority="64"/>
-    <w:lsdException w:name="Medium List 1 Accent 2" w:uiPriority="65"/>
-    <w:lsdException w:name="Medium List 2 Accent 2" w:uiPriority="66"/>
-    <w:lsdException w:name="Medium Grid 1 Accent 2" w:uiPriority="67"/>
-    <w:lsdException w:name="Medium Grid 2 Accent 2" w:uiPriority="68"/>
-    <w:lsdException w:name="Medium Grid 3 Accent 2" w:uiPriority="69"/>
-    <w:lsdException w:name="Dark List Accent 2" w:uiPriority="70"/>
-    <w:lsdException w:name="Colorful Shading Accent 2" w:uiPriority="71"/>
-    <w:lsdException w:name="Colorful List Accent 2" w:uiPriority="72"/>
-    <w:lsdException w:name="Colorful Grid Accent 2" w:uiPriority="73"/>
-    <w:lsdException w:name="Light Shading Accent 3" w:uiPriority="60"/>
-    <w:lsdException w:name="Light List Accent 3" w:uiPriority="61"/>
-    <w:lsdException w:name="Light Grid Accent 3" w:uiPriority="62"/>
-    <w:lsdException w:name="Medium Shading 1 Accent 3" w:uiPriority="63"/>
-    <w:lsdException w:name="Medium Shading 2 Accent 3" w:uiPriority="64"/>
-    <w:lsdException w:name="Medium List 1 Accent 3" w:uiPriority="65"/>
-    <w:lsdException w:name="Medium List 2 Accent 3" w:uiPriority="66"/>
-    <w:lsdException w:name="Medium Grid 1 Accent 3" w:uiPriority="67"/>
-    <w:lsdException w:name="Medium Grid 2 Accent 3" w:uiPriority="68"/>
-    <w:lsdException w:name="Medium Grid 3 Accent 3" w:uiPriority="69"/>
-    <w:lsdException w:name="Dark List Accent 3" w:uiPriority="70"/>
-    <w:lsdException w:name="Colorful Shading Accent 3" w:uiPriority="71"/>
-    <w:lsdException w:name="Colorful List Accent 3" w:uiPriority="72"/>
-    <w:lsdException w:name="Colorful Grid Accent 3" w:uiPriority="73"/>
-    <w:lsdException w:name="Light Shading Accent 4" w:uiPriority="60"/>
-    <w:lsdException w:name="Light List Accent 4" w:uiPriority="61"/>
-    <w:lsdException w:name="Light Grid Accent 4" w:uiPriority="62"/>
-    <w:lsdException w:name="Medium Shading 1 Accent 4" w:uiPriority="63"/>
-    <w:lsdException w:name="Medium Shading 2 Accent 4" w:uiPriority="64"/>
-    <w:lsdException w:name="Medium List 1 Accent 4" w:uiPriority="65"/>
-    <w:lsdException w:name="Medium List 2 Accent 4" w:uiPriority="66"/>
-    <w:lsdException w:name="Medium Grid 1 Accent 4" w:uiPriority="67"/>
-    <w:lsdException w:name="Medium Grid 2 Accent 4" w:uiPriority="68"/>
-    <w:lsdException w:name="Medium Grid 3 Accent 4" w:uiPriority="69"/>
-    <w:lsdException w:name="Dark List Accent 4" w:uiPriority="70"/>
-    <w:lsdException w:name="Colorful Shading Accent 4" w:uiPriority="71"/>
-    <w:lsdException w:name="Colorful List Accent 4" w:uiPriority="72"/>
-    <w:lsdException w:name="Colorful Grid Accent 4" w:uiPriority="73"/>
-    <w:lsdException w:name="Light Shading Accent 5" w:uiPriority="60"/>
-    <w:lsdException w:name="Light List Accent 5" w:uiPriority="61"/>
-    <w:lsdException w:name="Light Grid Accent 5" w:uiPriority="62"/>
-    <w:lsdException w:name="Medium Shading 1 Accent 5" w:uiPriority="63"/>
-    <w:lsdException w:name="Medium Shading 2 Accent 5" w:uiPriority="64"/>
-    <w:lsdException w:name="Medium List 1 Accent 5" w:uiPriority="65"/>
-    <w:lsdException w:name="Medium List 2 Accent 5" w:uiPriority="66"/>
-    <w:lsdException w:name="Medium Grid 1 Accent 5" w:uiPriority="67"/>
-    <w:lsdException w:name="Medium Grid 2 Accent 5" w:uiPriority="68"/>
-    <w:lsdException w:name="Medium Grid 3 Accent 5" w:uiPriority="69"/>
-    <w:lsdException w:name="Dark List Accent 5" w:uiPriority="70"/>
-    <w:lsdException w:name="Colorful Shading Accent 5" w:uiPriority="71"/>
-    <w:lsdException w:name="Colorful List Accent 5" w:uiPriority="72"/>
-    <w:lsdException w:name="Colorful Grid Accent 5" w:uiPriority="73"/>
-    <w:lsdException w:name="Light Shading Accent 6" w:uiPriority="60"/>
-    <w:lsdException w:name="Light List Accent 6" w:uiPriority="61"/>
-    <w:lsdException w:name="Light Grid Accent 6" w:uiPriority="62"/>
-    <w:lsdException w:name="Medium Shading 1 Accent 6" w:uiPriority="63"/>
-    <w:lsdException w:name="Medium Shading 2 Accent 6" w:uiPriority="64"/>
-    <w:lsdException w:name="Medium List 1 Accent 6" w:uiPriority="65"/>
-    <w:lsdException w:name="Medium List 2 Accent 6" w:uiPriority="66"/>
-    <w:lsdException w:name="Medium Grid 1 Accent 6" w:uiPriority="67"/>
-    <w:lsdException w:name="Medium Grid 2 Accent 6" w:uiPriority="68"/>
-    <w:lsdException w:name="Medium Grid 3 Accent 6" w:uiPriority="69"/>
-    <w:lsdException w:name="Dark List Accent 6" w:uiPriority="70"/>
-    <w:lsdException w:name="Colorful Shading Accent 6" w:uiPriority="71"/>
-    <w:lsdException w:name="Colorful List Accent 6" w:uiPriority="72"/>
-    <w:lsdException w:name="Colorful Grid Accent 6" w:uiPriority="73"/>
-    <w:lsdException w:name="Subtle Emphasis" w:uiPriority="19" w:qFormat="1"/>
-    <w:lsdException w:name="Intense Emphasis" w:uiPriority="21" w:qFormat="1"/>
-    <w:lsdException w:name="Subtle Reference" w:uiPriority="31" w:qFormat="1"/>
-    <w:lsdException w:name="Intense Reference" w:uiPriority="32" w:qFormat="1"/>
-    <w:lsdException w:name="Book Title" w:uiPriority="33" w:qFormat="1"/>
-    <w:lsdException w:name="Bibliography" w:semiHidden="1" w:uiPriority="37" w:unhideWhenUsed="1"/>
-    <w:lsdException w:name="TOC Heading" w:semiHidden="1" w:uiPriority="39" w:unhideWhenUsed="1" w:qFormat="1"/>
-    <w:lsdException w:name="Plain Table 1" w:uiPriority="41"/>
-    <w:lsdException w:name="Plain Table 2" w:uiPriority="42"/>
-    <w:lsdException w:name="Plain Table 3" w:uiPriority="43"/>
-    <w:lsdException w:name="Plain Table 4" w:uiPriority="44"/>
-    <w:lsdException w:name="Plain Table 5" w:uiPriority="45"/>
-    <w:lsdException w:name="Grid Table Light" w:uiPriority="40"/>
-    <w:lsdException w:name="Grid Table 1 Light" w:uiPriority="46"/>
-    <w:lsdException w:name="Grid Table 2" w:uiPriority="47"/>
-    <w:lsdException w:name="Grid Table 3" w:uiPriority="48"/>
-    <w:lsdException w:name="Grid Table 4" w:uiPriority="49"/>
-    <w:lsdException w:name="Grid Table 5 Dark" w:uiPriority="50"/>
-    <w:lsdException w:name="Grid Table 6 Colorful" w:uiPriority="51"/>
-    <w:lsdException w:name="Grid Table 7 Colorful" w:uiPriority="52"/>
-    <w:lsdException w:name="Grid Table 1 Light Accent 1" w:uiPriority="46"/>
-    <w:lsdException w:name="Grid Table 2 Accent 1" w:uiPriority="47"/>
-    <w:lsdException w:name="Grid Table 3 Accent 1" w:uiPriority="48"/>
-    <w:lsdException w:name="Grid Table 4 Accent 1" w:uiPriority="49"/>
-    <w:lsdException w:name="Grid Table 5 Dark Accent 1" w:uiPriority="50"/>
-    <w:lsdException w:name="Grid Table 6 Colorful Accent 1" w:uiPriority="51"/>
-    <w:lsdException w:name="Grid Table 7 Colorful Accent 1" w:uiPriority="52"/>
-    <w:lsdException w:name="Grid Table 1 Light Accent 2" w:uiPriority="46"/>
-    <w:lsdException w:name="Grid Table 2 Accent 2" w:uiPriority="47"/>
-    <w:lsdException w:name="Grid Table 3 Accent 2" w:uiPriority="48"/>
-    <w:lsdException w:name="Grid Table 4 Accent 2" w:uiPriority="49"/>
-    <w:lsdException w:name="Grid Table 5 Dark Accent 2" w:uiPriority="50"/>
-    <w:lsdException w:name="Grid Table 6 Colorful Accent 2" w:uiPriority="51"/>
-    <w:lsdException w:name="Grid Table 7 Colorful Accent 2" w:uiPriority="52"/>
-    <w:lsdException w:name="Grid Table 1 Light Accent 3" w:uiPriority="46"/>
-    <w:lsdException w:name="Grid Table 2 Accent 3" w:uiPriority="47"/>
-    <w:lsdException w:name="Grid Table 3 Accent 3" w:uiPriority="48"/>
-    <w:lsdException w:name="Grid Table 4 Accent 3" w:uiPriority="49"/>
-    <w:lsdException w:name="Grid Table 5 Dark Accent 3" w:uiPriority="50"/>
-    <w:lsdException w:name="Grid Table 6 Colorful Accent 3" w:uiPriority="51"/>
-    <w:lsdException w:name="Grid Table 7 Colorful Accent 3" w:uiPriority="52"/>
-    <w:lsdException w:name="Grid Table 1 Light Accent 4" w:uiPriority="46"/>
-    <w:lsdException w:name="Grid Table 2 Accent 4" w:uiPriority="47"/>
-    <w:lsdException w:name="Grid Table 3 Accent 4" w:uiPriority="48"/>
-    <w:lsdException w:name="Grid Table 4 Accent 4" w:uiPriority="49"/>
-    <w:lsdException w:name="Grid Table 5 Dark Accent 4" w:uiPriority="50"/>
-    <w:lsdException w:name="Grid Table 6 Colorful Accent 4" w:uiPriority="51"/>
-    <w:lsdException w:name="Grid Table 7 Colorful Accent 4" w:uiPriority="52"/>
-    <w:lsdException w:name="Grid Table 1 Light Accent 5" w:uiPriority="46"/>
-    <w:lsdException w:name="Grid Table 2 Accent 5" w:uiPriority="47"/>
-    <w:lsdException w:name="Grid Table 3 Accent 5" w:uiPriority="48"/>
-    <w:lsdException w:name="Grid Table 4 Accent 5" w:uiPriority="49"/>
-    <w:lsdException w:name="Grid Table 5 Dark Accent 5" w:uiPriority="50"/>
-    <w:lsdException w:name="Grid Table 6 Colorful Accent 5" w:uiPriority="51"/>
-    <w:lsdException w:name="Grid Table 7 Colorful Accent 5" w:uiPriority="52"/>
-    <w:lsdException w:name="Grid Table 1 Light Accent 6" w:uiPriority="46"/>
-    <w:lsdException w:name="Grid Table 2 Accent 6" w:uiPriority="47"/>
-    <w:lsdException w:name="Grid Table 3 Accent 6" w:uiPriority="48"/>
-    <w:lsdException w:name="Grid Table 4 Accent 6" w:uiPriority="49"/>
-    <w:lsdException w:name="Grid Table 5 Dark Accent 6" w:uiPriority="50"/>
-    <w:lsdException w:name="Grid Table 6 Colorful Accent 6" w:uiPriority="51"/>
-    <w:lsdException w:name="Grid Table 7 Colorful Accent 6" w:uiPriority="52"/>
-    <w:lsdException w:name="List Table 1 Light" w:uiPriority="46"/>
-    <w:lsdException w:name="List Table 2" w:uiPriority="47"/>
-    <w:lsdException w:name="List Table 3" w:uiPriority="48"/>
-    <w:lsdException w:name="List Table 4" w:uiPriority="49"/>
-    <w:lsdException w:name="List Table 5 Dark" w:uiPriority="50"/>
-    <w:lsdException w:name="List Table 6 Colorful" w:uiPriority="51"/>
-    <w:lsdException w:name="List Table 7 Colorful" w:uiPriority="52"/>
-    <w:lsdException w:name="List Table 1 Light Accent 1" w:uiPriority="46"/>
-    <w:lsdException w:name="List Table 2 Accent 1" w:uiPriority="47"/>
-    <w:lsdException w:name="List Table 3 Accent 1" w:uiPriority="48"/>
-    <w:lsdException w:name="List Table 4 Accent 1" w:uiPriority="49"/>
-    <w:lsdException w:name="List Table 5 Dark Accent 1" w:uiPriority="50"/>
-    <w:lsdException w:name="List Table 6 Colorful Accent 1" w:uiPriority="51"/>
-    <w:lsdException w:name="List Table 7 Colorful Accent 1" w:uiPriority="52"/>
-    <w:lsdException w:name="List Table 1 Light Accent 2" w:uiPriority="46"/>
-    <w:lsdException w:name="List Table 2 Accent 2" w:uiPriority="47"/>
-    <w:lsdException w:name="List Table 3 Accent 2" w:uiPriority="48"/>
-    <w:lsdException w:name="List Table 4 Accent 2" w:uiPriority="49"/>
-    <w:lsdException w:name="List Table 5 Dark Accent 2" w:uiPriority="50"/>
-    <w:lsdException w:name="List Table 6 Colorful Accent 2" w:uiPriority="51"/>
-    <w:lsdException w:name="List Table 7 Colorful Accent 2" w:uiPriority="52"/>
-    <w:lsdException w:name="List Table 1 Light Accent 3" w:uiPriority="46"/>
-    <w:lsdException w:name="List Table 2 Accent 3" w:uiPriority="47"/>
-    <w:lsdException w:name="List Table 3 Accent 3" w:uiPriority="48"/>
-    <w:lsdException w:name="List Table 4 Accent 3" w:uiPriority="49"/>
-    <w:lsdException w:name="List Table 5 Dark Accent 3" w:uiPriority="50"/>
-    <w:lsdException w:name="List Table 6 Colorful Accent 3" w:uiPriority="51"/>
-    <w:lsdException w:name="List Table 7 Colorful Accent 3" w:uiPriority="52"/>
-    <w:lsdException w:name="List Table 1 Light Accent 4" w:uiPriority="46"/>
-    <w:lsdException w:name="List Table 2 Accent 4" w:uiPriority="47"/>
-    <w:lsdException w:name="List Table 3 Accent 4" w:uiPriority="48"/>
-    <w:lsdException w:name="List Table 4 Accent 4" w:uiPriority="49"/>
-    <w:lsdException w:name="List Table 5 Dark Accent 4" w:uiPriority="50"/>
-    <w:lsdException w:name="List Table 6 Colorful Accent 4" w:uiPriority="51"/>
-    <w:lsdException w:name="List Table 7 Colorful Accent 4" w:uiPriority="52"/>
-    <w:lsdException w:name="List Table 1 Light Accent 5" w:uiPriority="46"/>
-    <w:lsdException w:name="List Table 2 Accent 5" w:uiPriority="47"/>
-    <w:lsdException w:name="List Table 3 Accent 5" w:uiPriority="48"/>
-    <w:lsdException w:name="List Table 4 Accent 5" w:uiPriority="49"/>
-    <w:lsdException w:name="List Table 5 Dark Accent 5" w:uiPriority="50"/>
-    <w:lsdException w:name="List Table 6 Colorful Accent 5" w:uiPriority="51"/>
-    <w:lsdException w:name="List Table 7 Colorful Accent 5" w:uiPriority="52"/>
-    <w:lsdException w:name="List Table 1 Light Accent 6" w:uiPriority="46"/>
-    <w:lsdException w:name="List Table 2 Accent 6" w:uiPriority="47"/>
-    <w:lsdException w:name="List Table 3 Accent 6" w:uiPriority="48"/>
-    <w:lsdException w:name="List Table 4 Accent 6" w:uiPriority="49"/>
-    <w:lsdException w:name="List Table 5 Dark Accent 6" w:uiPriority="50"/>
-    <w:lsdException w:name="List Table 6 Colorful Accent 6" w:uiPriority="51"/>
-    <w:lsdException w:name="List Table 7 Colorful Accent 6" w:uiPriority="52"/>
-    <w:lsdException w:name="Mention" w:semiHidden="1" w:unhideWhenUsed="1"/>
-    <w:lsdException w:name="Smart Hyperlink" w:semiHidden="1" w:unhideWhenUsed="1"/>
-    <w:lsdException w:name="Hashtag" w:semiHidden="1" w:unhideWhenUsed="1"/>
-    <w:lsdException w:name="Unresolved Mention" w:semiHidden="1" w:unhideWhenUsed="1"/>
-    <w:lsdException w:name="Smart Link" w:semiHidden="1" w:unhideWhenUsed="1"/>
+  <w:latentStyles w:defLockedState="0" w:defUIPriority="99" w:defSemiHidden="1" w:defUnhideWhenUsed="1" w:defQFormat="0" w:count="267">
+    <w:lsdException w:name="Normal" w:semiHidden="0" w:uiPriority="0" w:unhideWhenUsed="0" w:qFormat="1"/>
+    <w:lsdException w:name="heading 1" w:semiHidden="0" w:uiPriority="9" w:unhideWhenUsed="0" w:qFormat="1"/>
+    <w:lsdException w:name="heading 2" w:uiPriority="9" w:qFormat="1"/>
+    <w:lsdException w:name="heading 3" w:uiPriority="9" w:qFormat="1"/>
+    <w:lsdException w:name="heading 4" w:uiPriority="9" w:qFormat="1"/>
+    <w:lsdException w:name="heading 5" w:uiPriority="9" w:qFormat="1"/>
+    <w:lsdException w:name="heading 6" w:uiPriority="9" w:qFormat="1"/>
+    <w:lsdException w:name="heading 7" w:uiPriority="9" w:qFormat="1"/>
+    <w:lsdException w:name="heading 8" w:uiPriority="9" w:qFormat="1"/>
+    <w:lsdException w:name="heading 9" w:uiPriority="9" w:qFormat="1"/>
+    <w:lsdException w:name="toc 1" w:uiPriority="39"/>
+    <w:lsdException w:name="toc 2" w:uiPriority="39"/>
+    <w:lsdException w:name="toc 3" w:uiPriority="39"/>
+    <w:lsdException w:name="toc 4" w:uiPriority="39"/>
+    <w:lsdException w:name="toc 5" w:uiPriority="39"/>
+    <w:lsdException w:name="toc 6" w:uiPriority="39"/>
+    <w:lsdException w:name="toc 7" w:uiPriority="39"/>
+    <w:lsdException w:name="toc 8" w:uiPriority="39"/>
+    <w:lsdException w:name="toc 9" w:uiPriority="39"/>
+    <w:lsdException w:name="caption" w:uiPriority="35" w:qFormat="1"/>
+    <w:lsdException w:name="Title" w:semiHidden="0" w:uiPriority="10" w:unhideWhenUsed="0" w:qFormat="1"/>
+    <w:lsdException w:name="Default Paragraph Font" w:uiPriority="1"/>
+    <w:lsdException w:name="Subtitle" w:semiHidden="0" w:uiPriority="11" w:unhideWhenUsed="0" w:qFormat="1"/>
+    <w:lsdException w:name="Strong" w:semiHidden="0" w:uiPriority="22" w:unhideWhenUsed="0" w:qFormat="1"/>
+    <w:lsdException w:name="Emphasis" w:semiHidden="0" w:uiPriority="20" w:unhideWhenUsed="0" w:qFormat="1"/>
+    <w:lsdException w:name="Table Grid" w:uiPriority="39"/>
+    <w:lsdException w:name="Placeholder Text" w:unhideWhenUsed="0"/>
+    <w:lsdException w:name="No Spacing" w:semiHidden="0" w:uiPriority="1" w:unhideWhenUsed="0" w:qFormat="1"/>
+    <w:lsdException w:name="Light Shading" w:semiHidden="0" w:uiPriority="60" w:unhideWhenUsed="0"/>
+    <w:lsdException w:name="Light List" w:semiHidden="0" w:uiPriority="61" w:unhideWhenUsed="0"/>
+    <w:lsdException w:name="Light Grid" w:semiHidden="0" w:uiPriority="62" w:unhideWhenUsed="0"/>
+    <w:lsdException w:name="Medium Shading 1" w:semiHidden="0" w:uiPriority="63" w:unhideWhenUsed="0"/>
+    <w:lsdException w:name="Medium Shading 2" w:semiHidden="0" w:uiPriority="64" w:unhideWhenUsed="0"/>
+    <w:lsdException w:name="Medium List 1" w:semiHidden="0" w:uiPriority="65" w:unhideWhenUsed="0"/>
+    <w:lsdException w:name="Medium List 2" w:semiHidden="0" w:uiPriority="66" w:unhideWhenUsed="0"/>
+    <w:lsdException w:name="Medium Grid 1" w:semiHidden="0" w:uiPriority="67" w:unhideWhenUsed="0"/>
+    <w:lsdException w:name="Medium Grid 2" w:semiHidden="0" w:uiPriority="68" w:unhideWhenUsed="0"/>
+    <w:lsdException w:name="Medium Grid 3" w:semiHidden="0" w:uiPriority="69" w:unhideWhenUsed="0"/>
+    <w:lsdException w:name="Dark List" w:semiHidden="0" w:uiPriority="70" w:unhideWhenUsed="0"/>
+    <w:lsdException w:name="Colorful Shading" w:semiHidden="0" w:uiPriority="71" w:unhideWhenUsed="0"/>
+    <w:lsdException w:name="Colorful List" w:semiHidden="0" w:uiPriority="72" w:unhideWhenUsed="0"/>
+    <w:lsdException w:name="Colorful Grid" w:semiHidden="0" w:uiPriority="73" w:unhideWhenUsed="0"/>
+    <w:lsdException w:name="Light Shading Accent 1" w:semiHidden="0" w:uiPriority="60" w:unhideWhenUsed="0"/>
+    <w:lsdException w:name="Light List Accent 1" w:semiHidden="0" w:uiPriority="61" w:unhideWhenUsed="0"/>
+    <w:lsdException w:name="Light Grid Accent 1" w:semiHidden="0" w:uiPriority="62" w:unhideWhenUsed="0"/>
+    <w:lsdException w:name="Medium Shading 1 Accent 1" w:semiHidden="0" w:uiPriority="63" w:unhideWhenUsed="0"/>
+    <w:lsdException w:name="Medium Shading 2 Accent 1" w:semiHidden="0" w:uiPriority="64" w:unhideWhenUsed="0"/>
+    <w:lsdException w:name="Medium List 1 Accent 1" w:semiHidden="0" w:uiPriority="65" w:unhideWhenUsed="0"/>
+    <w:lsdException w:name="Revision" w:unhideWhenUsed="0"/>
+    <w:lsdException w:name="List Paragraph" w:semiHidden="0" w:uiPriority="34" w:unhideWhenUsed="0" w:qFormat="1"/>
+    <w:lsdException w:name="Quote" w:semiHidden="0" w:uiPriority="29" w:unhideWhenUsed="0" w:qFormat="1"/>
+    <w:lsdException w:name="Intense Quote" w:semiHidden="0" w:uiPriority="30" w:unhideWhenUsed="0" w:qFormat="1"/>
+    <w:lsdException w:name="Medium List 2 Accent 1" w:semiHidden="0" w:uiPriority="66" w:unhideWhenUsed="0"/>
+    <w:lsdException w:name="Medium Grid 1 Accent 1" w:semiHidden="0" w:uiPriority="67" w:unhideWhenUsed="0"/>
+    <w:lsdException w:name="Medium Grid 2 Accent 1" w:semiHidden="0" w:uiPriority="68" w:unhideWhenUsed="0"/>
+    <w:lsdException w:name="Medium Grid 3 Accent 1" w:semiHidden="0" w:uiPriority="69" w:unhideWhenUsed="0"/>
+    <w:lsdException w:name="Dark List Accent 1" w:semiHidden="0" w:uiPriority="70" w:unhideWhenUsed="0"/>
+    <w:lsdException w:name="Colorful Shading Accent 1" w:semiHidden="0" w:uiPriority="71" w:unhideWhenUsed="0"/>
+    <w:lsdException w:name="Colorful List Accent 1" w:semiHidden="0" w:uiPriority="72" w:unhideWhenUsed="0"/>
+    <w:lsdException w:name="Colorful Grid Accent 1" w:semiHidden="0" w:uiPriority="73" w:unhideWhenUsed="0"/>
+    <w:lsdException w:name="Light Shading Accent 2" w:semiHidden="0" w:uiPriority="60" w:unhideWhenUsed="0"/>
+    <w:lsdException w:name="Light List Accent 2" w:semiHidden="0" w:uiPriority="61" w:unhideWhenUsed="0"/>
+    <w:lsdException w:name="Light Grid Accent 2" w:semiHidden="0" w:uiPriority="62" w:unhideWhenUsed="0"/>
+    <w:lsdException w:name="Medium Shading 1 Accent 2" w:semiHidden="0" w:uiPriority="63" w:unhideWhenUsed="0"/>
+    <w:lsdException w:name="Medium Shading 2 Accent 2" w:semiHidden="0" w:uiPriority="64" w:unhideWhenUsed="0"/>
+    <w:lsdException w:name="Medium List 1 Accent 2" w:semiHidden="0" w:uiPriority="65" w:unhideWhenUsed="0"/>
+    <w:lsdException w:name="Medium List 2 Accent 2" w:semiHidden="0" w:uiPriority="66" w:unhideWhenUsed="0"/>
+    <w:lsdException w:name="Medium Grid 1 Accent 2" w:semiHidden="0" w:uiPriority="67" w:unhideWhenUsed="0"/>
+    <w:lsdException w:name="Medium Grid 2 Accent 2" w:semiHidden="0" w:uiPriority="68" w:unhideWhenUsed="0"/>
+    <w:lsdException w:name="Medium Grid 3 Accent 2" w:semiHidden="0" w:uiPriority="69" w:unhideWhenUsed="0"/>
+    <w:lsdException w:name="Dark List Accent 2" w:semiHidden="0" w:uiPriority="70" w:unhideWhenUsed="0"/>
+    <w:lsdException w:name="Colorful Shading Accent 2" w:semiHidden="0" w:uiPriority="71" w:unhideWhenUsed="0"/>
+    <w:lsdException w:name="Colorful List Accent 2" w:semiHidden="0" w:uiPriority="72" w:unhideWhenUsed="0"/>
+    <w:lsdException w:name="Colorful Grid Accent 2" w:semiHidden="0" w:uiPriority="73" w:unhideWhenUsed="0"/>
+    <w:lsdException w:name="Light Shading Accent 3" w:semiHidden="0" w:uiPriority="60" w:unhideWhenUsed="0"/>
+    <w:lsdException w:name="Light List Accent 3" w:semiHidden="0" w:uiPriority="61" w:unhideWhenUsed="0"/>
+    <w:lsdException w:name="Light Grid Accent 3" w:semiHidden="0" w:uiPriority="62" w:unhideWhenUsed="0"/>
+    <w:lsdException w:name="Medium Shading 1 Accent 3" w:semiHidden="0" w:uiPriority="63" w:unhideWhenUsed="0"/>
+    <w:lsdException w:name="Medium Shading 2 Accent 3" w:semiHidden="0" w:uiPriority="64" w:unhideWhenUsed="0"/>
+    <w:lsdException w:name="Medium List 1 Accent 3" w:semiHidden="0" w:uiPriority="65" w:unhideWhenUsed="0"/>
+    <w:lsdException w:name="Medium List 2 Accent 3" w:semiHidden="0" w:uiPriority="66" w:unhideWhenUsed="0"/>
+    <w:lsdException w:name="Medium Grid 1 Accent 3" w:semiHidden="0" w:uiPriority="67" w:unhideWhenUsed="0"/>
+    <w:lsdException w:name="Medium Grid 2 Accent 3" w:semiHidden="0" w:uiPriority="68" w:unhideWhenUsed="0"/>
+    <w:lsdException w:name="Medium Grid 3 Accent 3" w:semiHidden="0" w:uiPriority="69" w:unhideWhenUsed="0"/>
+    <w:lsdException w:name="Dark List Accent 3" w:semiHidden="0" w:uiPriority="70" w:unhideWhenUsed="0"/>
+    <w:lsdException w:name="Colorful Shading Accent 3" w:semiHidden="0" w:uiPriority="71" w:unhideWhenUsed="0"/>
+    <w:lsdException w:name="Colorful List Accent 3" w:semiHidden="0" w:uiPriority="72" w:unhideWhenUsed="0"/>
+    <w:lsdException w:name="Colorful Grid Accent 3" w:semiHidden="0" w:uiPriority="73" w:unhideWhenUsed="0"/>
+    <w:lsdException w:name="Light Shading Accent 4" w:semiHidden="0" w:uiPriority="60" w:unhideWhenUsed="0"/>
+    <w:lsdException w:name="Light List Accent 4" w:semiHidden="0" w:uiPriority="61" w:unhideWhenUsed="0"/>
+    <w:lsdException w:name="Light Grid Accent 4" w:semiHidden="0" w:uiPriority="62" w:unhideWhenUsed="0"/>
+    <w:lsdException w:name="Medium Shading 1 Accent 4" w:semiHidden="0" w:uiPriority="63" w:unhideWhenUsed="0"/>
+    <w:lsdException w:name="Medium Shading 2 Accent 4" w:semiHidden="0" w:uiPriority="64" w:unhideWhenUsed="0"/>
+    <w:lsdException w:name="Medium List 1 Accent 4" w:semiHidden="0" w:uiPriority="65" w:unhideWhenUsed="0"/>
+    <w:lsdException w:name="Medium List 2 Accent 4" w:semiHidden="0" w:uiPriority="66" w:unhideWhenUsed="0"/>
+    <w:lsdException w:name="Medium Grid 1 Accent 4" w:semiHidden="0" w:uiPriority="67" w:unhideWhenUsed="0"/>
+    <w:lsdException w:name="Medium Grid 2 Accent 4" w:semiHidden="0" w:uiPriority="68" w:unhideWhenUsed="0"/>
+    <w:lsdException w:name="Medium Grid 3 Accent 4" w:semiHidden="0" w:uiPriority="69" w:unhideWhenUsed="0"/>
+    <w:lsdException w:name="Dark List Accent 4" w:semiHidden="0" w:uiPriority="70" w:unhideWhenUsed="0"/>
+    <w:lsdException w:name="Colorful Shading Accent 4" w:semiHidden="0" w:uiPriority="71" w:unhideWhenUsed="0"/>
+    <w:lsdException w:name="Colorful List Accent 4" w:semiHidden="0" w:uiPriority="72" w:unhideWhenUsed="0"/>
+    <w:lsdException w:name="Colorful Grid Accent 4" w:semiHidden="0" w:uiPriority="73" w:unhideWhenUsed="0"/>
+    <w:lsdException w:name="Light Shading Accent 5" w:semiHidden="0" w:uiPriority="60" w:unhideWhenUsed="0"/>
+    <w:lsdException w:name="Light List Accent 5" w:semiHidden="0" w:uiPriority="61" w:unhideWhenUsed="0"/>
+    <w:lsdException w:name="Light Grid Accent 5" w:semiHidden="0" w:uiPriority="62" w:unhideWhenUsed="0"/>
+    <w:lsdException w:name="Medium Shading 1 Accent 5" w:semiHidden="0" w:uiPriority="63" w:unhideWhenUsed="0"/>
+    <w:lsdException w:name="Medium Shading 2 Accent 5" w:semiHidden="0" w:uiPriority="64" w:unhideWhenUsed="0"/>
+    <w:lsdException w:name="Medium List 1 Accent 5" w:semiHidden="0" w:uiPriority="65" w:unhideWhenUsed="0"/>
+    <w:lsdException w:name="Medium List 2 Accent 5" w:semiHidden="0" w:uiPriority="66" w:unhideWhenUsed="0"/>
+    <w:lsdException w:name="Medium Grid 1 Accent 5" w:semiHidden="0" w:uiPriority="67" w:unhideWhenUsed="0"/>
+    <w:lsdException w:name="Medium Grid 2 Accent 5" w:semiHidden="0" w:uiPriority="68" w:unhideWhenUsed="0"/>
+    <w:lsdException w:name="Medium Grid 3 Accent 5" w:semiHidden="0" w:uiPriority="69" w:unhideWhenUsed="0"/>
+    <w:lsdException w:name="Dark List Accent 5" w:semiHidden="0" w:uiPriority="70" w:unhideWhenUsed="0"/>
+    <w:lsdException w:name="Colorful Shading Accent 5" w:semiHidden="0" w:uiPriority="71" w:unhideWhenUsed="0"/>
+    <w:lsdException w:name="Colorful List Accent 5" w:semiHidden="0" w:uiPriority="72" w:unhideWhenUsed="0"/>
+    <w:lsdException w:name="Colorful Grid Accent 5" w:semiHidden="0" w:uiPriority="73" w:unhideWhenUsed="0"/>
+    <w:lsdException w:name="Light Shading Accent 6" w:semiHidden="0" w:uiPriority="60" w:unhideWhenUsed="0"/>
+    <w:lsdException w:name="Light List Accent 6" w:semiHidden="0" w:uiPriority="61" w:unhideWhenUsed="0"/>
+    <w:lsdException w:name="Light Grid Accent 6" w:semiHidden="0" w:uiPriority="62" w:unhideWhenUsed="0"/>
+    <w:lsdException w:name="Medium Shading 1 Accent 6" w:semiHidden="0" w:uiPriority="63" w:unhideWhenUsed="0"/>
+    <w:lsdException w:name="Medium Shading 2 Accent 6" w:semiHidden="0" w:uiPriority="64" w:unhideWhenUsed="0"/>
+    <w:lsdException w:name="Medium List 1 Accent 6" w:semiHidden="0" w:uiPriority="65" w:unhideWhenUsed="0"/>
+    <w:lsdException w:name="Medium List 2 Accent 6" w:semiHidden="0" w:uiPriority="66" w:unhideWhenUsed="0"/>
+    <w:lsdException w:name="Medium Grid 1 Accent 6" w:semiHidden="0" w:uiPriority="67" w:unhideWhenUsed="0"/>
+    <w:lsdException w:name="Medium Grid 2 Accent 6" w:semiHidden="0" w:uiPriority="68" w:unhideWhenUsed="0"/>
+    <w:lsdException w:name="Medium Grid 3 Accent 6" w:semiHidden="0" w:uiPriority="69" w:unhideWhenUsed="0"/>
+    <w:lsdException w:name="Dark List Accent 6" w:semiHidden="0" w:uiPriority="70" w:unhideWhenUsed="0"/>
+    <w:lsdException w:name="Colorful Shading Accent 6" w:semiHidden="0" w:uiPriority="71" w:unhideWhenUsed="0"/>
+    <w:lsdException w:name="Colorful List Accent 6" w:semiHidden="0" w:uiPriority="72" w:unhideWhenUsed="0"/>
+    <w:lsdException w:name="Colorful Grid Accent 6" w:semiHidden="0" w:uiPriority="73" w:unhideWhenUsed="0"/>
+    <w:lsdException w:name="Subtle Emphasis" w:semiHidden="0" w:uiPriority="19" w:unhideWhenUsed="0" w:qFormat="1"/>
+    <w:lsdException w:name="Intense Emphasis" w:semiHidden="0" w:uiPriority="21" w:unhideWhenUsed="0" w:qFormat="1"/>
+    <w:lsdException w:name="Subtle Reference" w:semiHidden="0" w:uiPriority="31" w:unhideWhenUsed="0" w:qFormat="1"/>
+    <w:lsdException w:name="Intense Reference" w:semiHidden="0" w:uiPriority="32" w:unhideWhenUsed="0" w:qFormat="1"/>
+    <w:lsdException w:name="Book Title" w:semiHidden="0" w:uiPriority="33" w:unhideWhenUsed="0" w:qFormat="1"/>
+    <w:lsdException w:name="Bibliography" w:uiPriority="37"/>
+    <w:lsdException w:name="TOC Heading" w:uiPriority="39" w:qFormat="1"/>
   </w:latentStyles>
   <w:style w:type="paragraph" w:default="1" w:styleId="Normal">
     <w:name w:val="Normal"/>
@@ -3635,6 +3330,7 @@
     <w:uiPriority w:val="99"/>
     <w:semiHidden/>
     <w:unhideWhenUsed/>
+    <w:qFormat/>
     <w:tblPr>
       <w:tblInd w:w="0" w:type="dxa"/>
       <w:tblCellMar>
@@ -3715,7 +3411,7 @@
       <w:u w:val="single"/>
     </w:rPr>
   </w:style>
-  <w:style w:type="character" w:styleId="UnresolvedMention">
+  <w:style w:type="character" w:customStyle="1" w:styleId="UnresolvedMention">
     <w:name w:val="Unresolved Mention"/>
     <w:basedOn w:val="DefaultParagraphFont"/>
     <w:uiPriority w:val="99"/>
@@ -3985,7 +3681,7 @@
   <a:extraClrSchemeLst/>
   <a:extLst>
     <a:ext uri="{05A4C25C-085E-4340-85A3-A5531E510DB2}">
-      <thm15:themeFamily xmlns:thm15="http://schemas.microsoft.com/office/thememl/2012/main" name="Office Theme" id="{62F939B6-93AF-4DB8-9C6B-D6C7DFDC589F}" vid="{4A3C46E8-61CC-4603-A589-7422A47A8E4A}"/>
+      <thm15:themeFamily xmlns="" xmlns:thm15="http://schemas.microsoft.com/office/thememl/2012/main" name="Office Theme" id="{62F939B6-93AF-4DB8-9C6B-D6C7DFDC589F}" vid="{4A3C46E8-61CC-4603-A589-7422A47A8E4A}"/>
     </a:ext>
   </a:extLst>
 </a:theme>

--- a/Resume.docx
+++ b/Resume.docx
@@ -646,6 +646,7 @@
           <w:rFonts w:ascii="Times New Roman" w:hAnsi="Times New Roman" w:cs="Times New Roman"/>
         </w:rPr>
       </w:pPr>
+      <w:proofErr w:type="spellStart"/>
       <w:r>
         <w:rPr>
           <w:rFonts w:ascii="Times New Roman" w:hAnsi="Times New Roman" w:cs="Times New Roman"/>
@@ -658,6 +659,7 @@
         </w:rPr>
         <w:t>Bash</w:t>
       </w:r>
+      <w:proofErr w:type="spellEnd"/>
       <w:r>
         <w:rPr>
           <w:rFonts w:ascii="Times New Roman" w:hAnsi="Times New Roman" w:cs="Times New Roman"/>
@@ -735,6 +737,27 @@
           <w:rFonts w:ascii="Times New Roman" w:hAnsi="Times New Roman" w:cs="Times New Roman"/>
         </w:rPr>
         <w:t xml:space="preserve"> virtual machines</w:t>
+      </w:r>
+    </w:p>
+    <w:p>
+      <w:pPr>
+        <w:pStyle w:val="ListParagraph"/>
+        <w:numPr>
+          <w:ilvl w:val="0"/>
+          <w:numId w:val="9"/>
+        </w:numPr>
+        <w:spacing w:after="0" w:line="240" w:lineRule="auto"/>
+        <w:rPr>
+          <w:rFonts w:ascii="Times New Roman" w:hAnsi="Times New Roman" w:cs="Times New Roman"/>
+          <w:sz w:val="24"/>
+          <w:szCs w:val="24"/>
+        </w:rPr>
+      </w:pPr>
+      <w:r>
+        <w:rPr>
+          <w:rFonts w:ascii="Times New Roman" w:hAnsi="Times New Roman" w:cs="Times New Roman"/>
+        </w:rPr>
+        <w:t>Experienced with Jira</w:t>
       </w:r>
     </w:p>
     <w:p>
@@ -3322,7 +3345,6 @@
   <w:style w:type="character" w:default="1" w:styleId="DefaultParagraphFont">
     <w:name w:val="Default Paragraph Font"/>
     <w:uiPriority w:val="1"/>
-    <w:semiHidden/>
     <w:unhideWhenUsed/>
   </w:style>
   <w:style w:type="table" w:default="1" w:styleId="TableNormal">
@@ -3681,7 +3703,7 @@
   <a:extraClrSchemeLst/>
   <a:extLst>
     <a:ext uri="{05A4C25C-085E-4340-85A3-A5531E510DB2}">
-      <thm15:themeFamily xmlns="" xmlns:thm15="http://schemas.microsoft.com/office/thememl/2012/main" name="Office Theme" id="{62F939B6-93AF-4DB8-9C6B-D6C7DFDC589F}" vid="{4A3C46E8-61CC-4603-A589-7422A47A8E4A}"/>
+      <thm15:themeFamily xmlns:thm15="http://schemas.microsoft.com/office/thememl/2012/main" xmlns="" name="Office Theme" id="{62F939B6-93AF-4DB8-9C6B-D6C7DFDC589F}" vid="{4A3C46E8-61CC-4603-A589-7422A47A8E4A}"/>
     </a:ext>
   </a:extLst>
 </a:theme>

--- a/Resume.docx
+++ b/Resume.docx
@@ -929,6 +929,55 @@
     <w:p>
       <w:pPr>
         <w:pStyle w:val="ListParagraph"/>
+        <w:numPr>
+          <w:ilvl w:val="0"/>
+          <w:numId w:val="9"/>
+        </w:numPr>
+        <w:spacing w:after="0" w:line="240" w:lineRule="auto"/>
+        <w:rPr>
+          <w:rFonts w:ascii="Times New Roman" w:hAnsi="Times New Roman" w:cs="Times New Roman"/>
+          <w:sz w:val="24"/>
+          <w:szCs w:val="24"/>
+        </w:rPr>
+      </w:pPr>
+      <w:r>
+        <w:rPr>
+          <w:rFonts w:ascii="Times New Roman" w:hAnsi="Times New Roman" w:cs="Times New Roman"/>
+        </w:rPr>
+        <w:t>Threat detection (</w:t>
+      </w:r>
+      <w:proofErr w:type="spellStart"/>
+      <w:r>
+        <w:rPr>
+          <w:rFonts w:ascii="Times New Roman" w:hAnsi="Times New Roman" w:cs="Times New Roman"/>
+        </w:rPr>
+        <w:t>Nmap</w:t>
+      </w:r>
+      <w:proofErr w:type="spellEnd"/>
+      <w:r>
+        <w:rPr>
+          <w:rFonts w:ascii="Times New Roman" w:hAnsi="Times New Roman" w:cs="Times New Roman"/>
+        </w:rPr>
+        <w:t xml:space="preserve"> scans, </w:t>
+      </w:r>
+      <w:proofErr w:type="spellStart"/>
+      <w:r>
+        <w:rPr>
+          <w:rFonts w:ascii="Times New Roman" w:hAnsi="Times New Roman" w:cs="Times New Roman"/>
+        </w:rPr>
+        <w:t>Nessus</w:t>
+      </w:r>
+      <w:proofErr w:type="spellEnd"/>
+      <w:r>
+        <w:rPr>
+          <w:rFonts w:ascii="Times New Roman" w:hAnsi="Times New Roman" w:cs="Times New Roman"/>
+        </w:rPr>
+        <w:t>)</w:t>
+      </w:r>
+    </w:p>
+    <w:p>
+      <w:pPr>
+        <w:pStyle w:val="ListParagraph"/>
         <w:spacing w:after="0" w:line="240" w:lineRule="auto"/>
         <w:rPr>
           <w:rFonts w:ascii="Times New Roman" w:hAnsi="Times New Roman" w:cs="Times New Roman"/>
@@ -1211,6 +1260,7 @@
         <w:rPr>
           <w:rFonts w:ascii="Times New Roman" w:hAnsi="Times New Roman" w:cs="Times New Roman"/>
         </w:rPr>
+        <w:lastRenderedPageBreak/>
         <w:t xml:space="preserve">This link contains the first tech demo for this project, commentated by me. </w:t>
       </w:r>
       <w:hyperlink r:id="rId10" w:tgtFrame="_blank" w:tooltip="https://www.youtube.com/watch?v=naCTWd6FwEk&amp;ab_channel=BrianSimpson" w:history="1">
@@ -3345,6 +3395,7 @@
   <w:style w:type="character" w:default="1" w:styleId="DefaultParagraphFont">
     <w:name w:val="Default Paragraph Font"/>
     <w:uiPriority w:val="1"/>
+    <w:semiHidden/>
     <w:unhideWhenUsed/>
   </w:style>
   <w:style w:type="table" w:default="1" w:styleId="TableNormal">
@@ -3703,7 +3754,7 @@
   <a:extraClrSchemeLst/>
   <a:extLst>
     <a:ext uri="{05A4C25C-085E-4340-85A3-A5531E510DB2}">
-      <thm15:themeFamily xmlns:thm15="http://schemas.microsoft.com/office/thememl/2012/main" xmlns="" name="Office Theme" id="{62F939B6-93AF-4DB8-9C6B-D6C7DFDC589F}" vid="{4A3C46E8-61CC-4603-A589-7422A47A8E4A}"/>
+      <thm15:themeFamily xmlns="" xmlns:thm15="http://schemas.microsoft.com/office/thememl/2012/main" name="Office Theme" id="{62F939B6-93AF-4DB8-9C6B-D6C7DFDC589F}" vid="{4A3C46E8-61CC-4603-A589-7422A47A8E4A}"/>
     </a:ext>
   </a:extLst>
 </a:theme>

--- a/Resume.docx
+++ b/Resume.docx
@@ -646,7 +646,6 @@
           <w:rFonts w:ascii="Times New Roman" w:hAnsi="Times New Roman" w:cs="Times New Roman"/>
         </w:rPr>
       </w:pPr>
-      <w:proofErr w:type="spellStart"/>
       <w:r>
         <w:rPr>
           <w:rFonts w:ascii="Times New Roman" w:hAnsi="Times New Roman" w:cs="Times New Roman"/>
@@ -657,9 +656,14 @@
         <w:rPr>
           <w:rFonts w:ascii="Times New Roman" w:hAnsi="Times New Roman" w:cs="Times New Roman"/>
         </w:rPr>
+        <w:t xml:space="preserve"> </w:t>
+      </w:r>
+      <w:r>
+        <w:rPr>
+          <w:rFonts w:ascii="Times New Roman" w:hAnsi="Times New Roman" w:cs="Times New Roman"/>
+        </w:rPr>
         <w:t>Bash</w:t>
       </w:r>
-      <w:proofErr w:type="spellEnd"/>
       <w:r>
         <w:rPr>
           <w:rFonts w:ascii="Times New Roman" w:hAnsi="Times New Roman" w:cs="Times New Roman"/>
@@ -1074,7 +1078,27 @@
         <w:rPr>
           <w:rFonts w:ascii="Times New Roman" w:hAnsi="Times New Roman" w:cs="Times New Roman"/>
         </w:rPr>
-        <w:t>, CybersecurityIntern</w:t>
+        <w:t xml:space="preserve">, </w:t>
+      </w:r>
+      <w:proofErr w:type="spellStart"/>
+      <w:r>
+        <w:rPr>
+          <w:rFonts w:ascii="Times New Roman" w:hAnsi="Times New Roman" w:cs="Times New Roman"/>
+        </w:rPr>
+        <w:t>Cybersecurity</w:t>
+      </w:r>
+      <w:proofErr w:type="spellEnd"/>
+      <w:r>
+        <w:rPr>
+          <w:rFonts w:ascii="Times New Roman" w:hAnsi="Times New Roman" w:cs="Times New Roman"/>
+        </w:rPr>
+        <w:t xml:space="preserve"> </w:t>
+      </w:r>
+      <w:r>
+        <w:rPr>
+          <w:rFonts w:ascii="Times New Roman" w:hAnsi="Times New Roman" w:cs="Times New Roman"/>
+        </w:rPr>
+        <w:t>Intern</w:t>
       </w:r>
       <w:r>
         <w:rPr>
@@ -1105,7 +1129,7 @@
         <w:rPr>
           <w:rFonts w:ascii="Times New Roman" w:hAnsi="Times New Roman" w:cs="Times New Roman"/>
         </w:rPr>
-        <w:t>I am currently working at an internship with a guaranteed full-time position afterwards where I am working with two veterans of the industry to solve any security risks that may arise. Additionally, I’m automating previously human security checks to free up time for others to invest into more important tasks.</w:t>
+        <w:t>I am currently working at an internship where I am working with two veterans of the industry to solve any security risks that may arise. Additionally, I’m automating previously human security checks to free up time for others to invest into more important tasks.</w:t>
       </w:r>
     </w:p>
     <w:p>
@@ -1260,7 +1284,6 @@
         <w:rPr>
           <w:rFonts w:ascii="Times New Roman" w:hAnsi="Times New Roman" w:cs="Times New Roman"/>
         </w:rPr>
-        <w:lastRenderedPageBreak/>
         <w:t xml:space="preserve">This link contains the first tech demo for this project, commentated by me. </w:t>
       </w:r>
       <w:hyperlink r:id="rId10" w:tgtFrame="_blank" w:tooltip="https://www.youtube.com/watch?v=naCTWd6FwEk&amp;ab_channel=BrianSimpson" w:history="1">
@@ -1582,19 +1605,13 @@
         <w:rPr>
           <w:rFonts w:ascii="Times New Roman" w:hAnsi="Times New Roman" w:cs="Times New Roman"/>
         </w:rPr>
-        <w:t>Michael</w:t>
-      </w:r>
-      <w:r>
-        <w:rPr>
-          <w:rFonts w:ascii="Times New Roman" w:hAnsi="Times New Roman" w:cs="Times New Roman"/>
-        </w:rPr>
-        <w:t xml:space="preserve"> Bowman (407) 690-3183, </w:t>
-      </w:r>
-      <w:r>
-        <w:rPr>
-          <w:rFonts w:ascii="Times New Roman" w:hAnsi="Times New Roman" w:cs="Times New Roman"/>
-        </w:rPr>
-        <w:t>mbowman@phx-defense.com</w:t>
+        <w:t xml:space="preserve">Tom Harris, </w:t>
+      </w:r>
+      <w:r>
+        <w:rPr>
+          <w:rFonts w:ascii="Times New Roman" w:hAnsi="Times New Roman" w:cs="Times New Roman"/>
+        </w:rPr>
+        <w:t>tom.harris@aitengineering.com</w:t>
       </w:r>
     </w:p>
     <w:p>
@@ -1618,7 +1635,19 @@
         <w:rPr>
           <w:rFonts w:ascii="Times New Roman" w:hAnsi="Times New Roman" w:cs="Times New Roman"/>
         </w:rPr>
-        <w:t>who personally mentored me at Phoenix. I was one of the first two Cybersecurity interns ever hired at this company so they worked with us diligently to teach us as much as they could and gave us impactful and meaningful tasks related to the company.</w:t>
+        <w:t>who personally mentored me at Phoenix</w:t>
+      </w:r>
+      <w:r>
+        <w:rPr>
+          <w:rFonts w:ascii="Times New Roman" w:hAnsi="Times New Roman" w:cs="Times New Roman"/>
+        </w:rPr>
+        <w:t xml:space="preserve"> Defense</w:t>
+      </w:r>
+      <w:r>
+        <w:rPr>
+          <w:rFonts w:ascii="Times New Roman" w:hAnsi="Times New Roman" w:cs="Times New Roman"/>
+        </w:rPr>
+        <w:t>. I was one of the first two Cybersecurity interns ever hired at this company so they worked with us diligently to teach us as much as they could and gave us impactful and meaningful tasks related to the company.</w:t>
       </w:r>
     </w:p>
     <w:p>
@@ -3754,7 +3783,7 @@
   <a:extraClrSchemeLst/>
   <a:extLst>
     <a:ext uri="{05A4C25C-085E-4340-85A3-A5531E510DB2}">
-      <thm15:themeFamily xmlns="" xmlns:thm15="http://schemas.microsoft.com/office/thememl/2012/main" name="Office Theme" id="{62F939B6-93AF-4DB8-9C6B-D6C7DFDC589F}" vid="{4A3C46E8-61CC-4603-A589-7422A47A8E4A}"/>
+      <thm15:themeFamily xmlns:thm15="http://schemas.microsoft.com/office/thememl/2012/main" xmlns="" name="Office Theme" id="{62F939B6-93AF-4DB8-9C6B-D6C7DFDC589F}" vid="{4A3C46E8-61CC-4603-A589-7422A47A8E4A}"/>
     </a:ext>
   </a:extLst>
 </a:theme>

--- a/Resume.docx
+++ b/Resume.docx
@@ -1300,56 +1300,24 @@
       <w:pPr>
         <w:pStyle w:val="ListParagraph"/>
         <w:spacing w:after="0" w:line="240" w:lineRule="auto"/>
-        <w:ind w:left="1080"/>
-        <w:rPr>
-          <w:rFonts w:ascii="Times New Roman" w:hAnsi="Times New Roman" w:cs="Times New Roman"/>
-        </w:rPr>
-      </w:pPr>
-    </w:p>
-    <w:p>
-      <w:pPr>
-        <w:pStyle w:val="ListParagraph"/>
-        <w:spacing w:after="0" w:line="240" w:lineRule="auto"/>
         <w:ind w:left="0"/>
         <w:rPr>
           <w:rFonts w:ascii="Times New Roman" w:hAnsi="Times New Roman" w:cs="Times New Roman"/>
         </w:rPr>
       </w:pPr>
-      <w:proofErr w:type="spellStart"/>
       <w:r>
         <w:rPr>
           <w:rFonts w:ascii="Times New Roman" w:hAnsi="Times New Roman" w:cs="Times New Roman"/>
           <w:u w:val="single"/>
         </w:rPr>
-        <w:t>Eventree</w:t>
-      </w:r>
-      <w:proofErr w:type="spellEnd"/>
-      <w:r>
-        <w:rPr>
-          <w:rFonts w:ascii="Times New Roman" w:hAnsi="Times New Roman" w:cs="Times New Roman"/>
-          <w:u w:val="single"/>
-        </w:rPr>
-        <w:t xml:space="preserve"> Calendar App</w:t>
-      </w:r>
-      <w:r>
-        <w:rPr>
-          <w:rFonts w:ascii="Times New Roman" w:hAnsi="Times New Roman" w:cs="Times New Roman"/>
-        </w:rPr>
-        <w:t>, Database/</w:t>
-      </w:r>
-      <w:proofErr w:type="spellStart"/>
-      <w:r>
-        <w:rPr>
-          <w:rFonts w:ascii="Times New Roman" w:hAnsi="Times New Roman" w:cs="Times New Roman"/>
-        </w:rPr>
-        <w:t>BackEnd</w:t>
-      </w:r>
-      <w:proofErr w:type="spellEnd"/>
-      <w:r>
-        <w:rPr>
-          <w:rFonts w:ascii="Times New Roman" w:hAnsi="Times New Roman" w:cs="Times New Roman"/>
-        </w:rPr>
-        <w:t>, Spring 2021</w:t>
+        <w:lastRenderedPageBreak/>
+        <w:t>Neuropathy</w:t>
+      </w:r>
+      <w:r>
+        <w:rPr>
+          <w:rFonts w:ascii="Times New Roman" w:hAnsi="Times New Roman" w:cs="Times New Roman"/>
+        </w:rPr>
+        <w:t>, Lead Developer, Ongoing</w:t>
       </w:r>
     </w:p>
     <w:p>
@@ -1368,53 +1336,22 @@
         <w:rPr>
           <w:rFonts w:ascii="Times New Roman" w:hAnsi="Times New Roman" w:cs="Times New Roman"/>
         </w:rPr>
-        <w:t>An event planning w</w:t>
-      </w:r>
-      <w:r>
-        <w:rPr>
-          <w:rFonts w:ascii="Times New Roman" w:hAnsi="Times New Roman" w:cs="Times New Roman"/>
-        </w:rPr>
-        <w:t>ebsite and phone app</w:t>
-      </w:r>
-      <w:r>
-        <w:rPr>
-          <w:rFonts w:ascii="Times New Roman" w:hAnsi="Times New Roman" w:cs="Times New Roman"/>
-        </w:rPr>
-        <w:t xml:space="preserve"> with </w:t>
-      </w:r>
-      <w:r>
-        <w:rPr>
-          <w:rFonts w:ascii="Times New Roman" w:hAnsi="Times New Roman" w:cs="Times New Roman"/>
-        </w:rPr>
-        <w:t xml:space="preserve">JWT </w:t>
-      </w:r>
-      <w:r>
-        <w:rPr>
-          <w:rFonts w:ascii="Times New Roman" w:hAnsi="Times New Roman" w:cs="Times New Roman"/>
-        </w:rPr>
-        <w:t>validation</w:t>
-      </w:r>
-      <w:r>
-        <w:rPr>
-          <w:rFonts w:ascii="Times New Roman" w:hAnsi="Times New Roman" w:cs="Times New Roman"/>
-        </w:rPr>
-        <w:t>, and MD5 hashing</w:t>
-      </w:r>
-      <w:r>
-        <w:rPr>
-          <w:rFonts w:ascii="Times New Roman" w:hAnsi="Times New Roman" w:cs="Times New Roman"/>
-        </w:rPr>
-        <w:t xml:space="preserve"> for security purposes</w:t>
-      </w:r>
-    </w:p>
-    <w:p>
-      <w:pPr>
-        <w:pStyle w:val="ListParagraph"/>
-        <w:spacing w:after="0" w:line="240" w:lineRule="auto"/>
-        <w:rPr>
-          <w:rFonts w:ascii="Times New Roman" w:hAnsi="Times New Roman" w:cs="Times New Roman"/>
-        </w:rPr>
-      </w:pPr>
+        <w:t xml:space="preserve">3D third-person video game that I am creating with a friend in Unreal Engine that revolves around hacking and heist-based </w:t>
+      </w:r>
+      <w:proofErr w:type="spellStart"/>
+      <w:r>
+        <w:rPr>
+          <w:rFonts w:ascii="Times New Roman" w:hAnsi="Times New Roman" w:cs="Times New Roman"/>
+        </w:rPr>
+        <w:t>gameplay</w:t>
+      </w:r>
+      <w:proofErr w:type="spellEnd"/>
+      <w:r>
+        <w:rPr>
+          <w:rFonts w:ascii="Times New Roman" w:hAnsi="Times New Roman" w:cs="Times New Roman"/>
+        </w:rPr>
+        <w:t>.</w:t>
+      </w:r>
     </w:p>
     <w:p>
       <w:pPr>
@@ -1423,6 +1360,17 @@
         <w:ind w:left="0"/>
         <w:rPr>
           <w:rFonts w:ascii="Times New Roman" w:hAnsi="Times New Roman" w:cs="Times New Roman"/>
+          <w:u w:val="single"/>
+        </w:rPr>
+      </w:pPr>
+    </w:p>
+    <w:p>
+      <w:pPr>
+        <w:pStyle w:val="ListParagraph"/>
+        <w:spacing w:after="0" w:line="240" w:lineRule="auto"/>
+        <w:ind w:left="0"/>
+        <w:rPr>
+          <w:rFonts w:ascii="Times New Roman" w:hAnsi="Times New Roman" w:cs="Times New Roman"/>
         </w:rPr>
       </w:pPr>
       <w:proofErr w:type="spellStart"/>
@@ -1431,7 +1379,7 @@
           <w:rFonts w:ascii="Times New Roman" w:hAnsi="Times New Roman" w:cs="Times New Roman"/>
           <w:u w:val="single"/>
         </w:rPr>
-        <w:t>Spira</w:t>
+        <w:t>Eventree</w:t>
       </w:r>
       <w:proofErr w:type="spellEnd"/>
       <w:r>
@@ -1439,7 +1387,7 @@
           <w:rFonts w:ascii="Times New Roman" w:hAnsi="Times New Roman" w:cs="Times New Roman"/>
           <w:u w:val="single"/>
         </w:rPr>
-        <w:t xml:space="preserve"> Contact Manager</w:t>
+        <w:t xml:space="preserve"> Calendar App</w:t>
       </w:r>
       <w:r>
         <w:rPr>
@@ -1459,7 +1407,21 @@
         <w:rPr>
           <w:rFonts w:ascii="Times New Roman" w:hAnsi="Times New Roman" w:cs="Times New Roman"/>
         </w:rPr>
-        <w:t>, Spring 2021</w:t>
+        <w:t xml:space="preserve">, </w:t>
+      </w:r>
+      <w:proofErr w:type="gramStart"/>
+      <w:r>
+        <w:rPr>
+          <w:rFonts w:ascii="Times New Roman" w:hAnsi="Times New Roman" w:cs="Times New Roman"/>
+        </w:rPr>
+        <w:t>Spring</w:t>
+      </w:r>
+      <w:proofErr w:type="gramEnd"/>
+      <w:r>
+        <w:rPr>
+          <w:rFonts w:ascii="Times New Roman" w:hAnsi="Times New Roman" w:cs="Times New Roman"/>
+        </w:rPr>
+        <w:t xml:space="preserve"> 2021</w:t>
       </w:r>
     </w:p>
     <w:p>
@@ -1478,6 +1440,116 @@
         <w:rPr>
           <w:rFonts w:ascii="Times New Roman" w:hAnsi="Times New Roman" w:cs="Times New Roman"/>
         </w:rPr>
+        <w:t>An event planning w</w:t>
+      </w:r>
+      <w:r>
+        <w:rPr>
+          <w:rFonts w:ascii="Times New Roman" w:hAnsi="Times New Roman" w:cs="Times New Roman"/>
+        </w:rPr>
+        <w:t>ebsite and phone app</w:t>
+      </w:r>
+      <w:r>
+        <w:rPr>
+          <w:rFonts w:ascii="Times New Roman" w:hAnsi="Times New Roman" w:cs="Times New Roman"/>
+        </w:rPr>
+        <w:t xml:space="preserve"> with </w:t>
+      </w:r>
+      <w:r>
+        <w:rPr>
+          <w:rFonts w:ascii="Times New Roman" w:hAnsi="Times New Roman" w:cs="Times New Roman"/>
+        </w:rPr>
+        <w:t xml:space="preserve">JWT </w:t>
+      </w:r>
+      <w:r>
+        <w:rPr>
+          <w:rFonts w:ascii="Times New Roman" w:hAnsi="Times New Roman" w:cs="Times New Roman"/>
+        </w:rPr>
+        <w:t>validation</w:t>
+      </w:r>
+      <w:r>
+        <w:rPr>
+          <w:rFonts w:ascii="Times New Roman" w:hAnsi="Times New Roman" w:cs="Times New Roman"/>
+        </w:rPr>
+        <w:t>, and MD5 hashing</w:t>
+      </w:r>
+      <w:r>
+        <w:rPr>
+          <w:rFonts w:ascii="Times New Roman" w:hAnsi="Times New Roman" w:cs="Times New Roman"/>
+        </w:rPr>
+        <w:t xml:space="preserve"> for security purposes</w:t>
+      </w:r>
+    </w:p>
+    <w:p>
+      <w:pPr>
+        <w:pStyle w:val="ListParagraph"/>
+        <w:spacing w:after="0" w:line="240" w:lineRule="auto"/>
+        <w:rPr>
+          <w:rFonts w:ascii="Times New Roman" w:hAnsi="Times New Roman" w:cs="Times New Roman"/>
+        </w:rPr>
+      </w:pPr>
+    </w:p>
+    <w:p>
+      <w:pPr>
+        <w:pStyle w:val="ListParagraph"/>
+        <w:spacing w:after="0" w:line="240" w:lineRule="auto"/>
+        <w:ind w:left="0"/>
+        <w:rPr>
+          <w:rFonts w:ascii="Times New Roman" w:hAnsi="Times New Roman" w:cs="Times New Roman"/>
+        </w:rPr>
+      </w:pPr>
+      <w:proofErr w:type="spellStart"/>
+      <w:r>
+        <w:rPr>
+          <w:rFonts w:ascii="Times New Roman" w:hAnsi="Times New Roman" w:cs="Times New Roman"/>
+          <w:u w:val="single"/>
+        </w:rPr>
+        <w:t>Spira</w:t>
+      </w:r>
+      <w:proofErr w:type="spellEnd"/>
+      <w:r>
+        <w:rPr>
+          <w:rFonts w:ascii="Times New Roman" w:hAnsi="Times New Roman" w:cs="Times New Roman"/>
+          <w:u w:val="single"/>
+        </w:rPr>
+        <w:t xml:space="preserve"> Contact Manager</w:t>
+      </w:r>
+      <w:r>
+        <w:rPr>
+          <w:rFonts w:ascii="Times New Roman" w:hAnsi="Times New Roman" w:cs="Times New Roman"/>
+        </w:rPr>
+        <w:t>, Database/</w:t>
+      </w:r>
+      <w:proofErr w:type="spellStart"/>
+      <w:r>
+        <w:rPr>
+          <w:rFonts w:ascii="Times New Roman" w:hAnsi="Times New Roman" w:cs="Times New Roman"/>
+        </w:rPr>
+        <w:t>BackEnd</w:t>
+      </w:r>
+      <w:proofErr w:type="spellEnd"/>
+      <w:r>
+        <w:rPr>
+          <w:rFonts w:ascii="Times New Roman" w:hAnsi="Times New Roman" w:cs="Times New Roman"/>
+        </w:rPr>
+        <w:t>, Spring 2021</w:t>
+      </w:r>
+    </w:p>
+    <w:p>
+      <w:pPr>
+        <w:pStyle w:val="ListParagraph"/>
+        <w:numPr>
+          <w:ilvl w:val="0"/>
+          <w:numId w:val="11"/>
+        </w:numPr>
+        <w:spacing w:after="0" w:line="240" w:lineRule="auto"/>
+        <w:rPr>
+          <w:rFonts w:ascii="Times New Roman" w:hAnsi="Times New Roman" w:cs="Times New Roman"/>
+        </w:rPr>
+      </w:pPr>
+      <w:r>
+        <w:rPr>
+          <w:rFonts w:ascii="Times New Roman" w:hAnsi="Times New Roman" w:cs="Times New Roman"/>
+        </w:rPr>
         <w:t>Website that is designed to function similarly to the contacts app on a phone</w:t>
       </w:r>
       <w:r>
@@ -1486,6 +1558,26 @@
         </w:rPr>
         <w:t>.</w:t>
       </w:r>
+    </w:p>
+    <w:p>
+      <w:pPr>
+        <w:pStyle w:val="ListParagraph"/>
+        <w:spacing w:after="0" w:line="240" w:lineRule="auto"/>
+        <w:ind w:left="1080"/>
+        <w:rPr>
+          <w:rFonts w:ascii="Times New Roman" w:hAnsi="Times New Roman" w:cs="Times New Roman"/>
+        </w:rPr>
+      </w:pPr>
+    </w:p>
+    <w:p>
+      <w:pPr>
+        <w:pStyle w:val="ListParagraph"/>
+        <w:spacing w:after="0" w:line="240" w:lineRule="auto"/>
+        <w:ind w:left="1080"/>
+        <w:rPr>
+          <w:rFonts w:ascii="Times New Roman" w:hAnsi="Times New Roman" w:cs="Times New Roman"/>
+        </w:rPr>
+      </w:pPr>
     </w:p>
     <w:p>
       <w:pPr>
@@ -3424,7 +3516,6 @@
   <w:style w:type="character" w:default="1" w:styleId="DefaultParagraphFont">
     <w:name w:val="Default Paragraph Font"/>
     <w:uiPriority w:val="1"/>
-    <w:semiHidden/>
     <w:unhideWhenUsed/>
   </w:style>
   <w:style w:type="table" w:default="1" w:styleId="TableNormal">
@@ -3783,7 +3874,7 @@
   <a:extraClrSchemeLst/>
   <a:extLst>
     <a:ext uri="{05A4C25C-085E-4340-85A3-A5531E510DB2}">
-      <thm15:themeFamily xmlns:thm15="http://schemas.microsoft.com/office/thememl/2012/main" xmlns="" name="Office Theme" id="{62F939B6-93AF-4DB8-9C6B-D6C7DFDC589F}" vid="{4A3C46E8-61CC-4603-A589-7422A47A8E4A}"/>
+      <thm15:themeFamily xmlns="" xmlns:thm15="http://schemas.microsoft.com/office/thememl/2012/main" name="Office Theme" id="{62F939B6-93AF-4DB8-9C6B-D6C7DFDC589F}" vid="{4A3C46E8-61CC-4603-A589-7422A47A8E4A}"/>
     </a:ext>
   </a:extLst>
 </a:theme>

--- a/Resume.docx
+++ b/Resume.docx
@@ -708,6 +708,25 @@
           <w:rFonts w:ascii="Times New Roman" w:hAnsi="Times New Roman" w:cs="Times New Roman"/>
         </w:rPr>
         <w:t>/Plastic)</w:t>
+      </w:r>
+    </w:p>
+    <w:p>
+      <w:pPr>
+        <w:pStyle w:val="ListParagraph"/>
+        <w:numPr>
+          <w:ilvl w:val="0"/>
+          <w:numId w:val="9"/>
+        </w:numPr>
+        <w:spacing w:after="0" w:line="240" w:lineRule="auto"/>
+        <w:rPr>
+          <w:rFonts w:ascii="Times New Roman" w:hAnsi="Times New Roman" w:cs="Times New Roman"/>
+        </w:rPr>
+      </w:pPr>
+      <w:r>
+        <w:rPr>
+          <w:rFonts w:ascii="Times New Roman" w:hAnsi="Times New Roman" w:cs="Times New Roman"/>
+        </w:rPr>
+        <w:t>3D Modeling (Blender)</w:t>
       </w:r>
     </w:p>
     <w:p>
@@ -3516,6 +3535,7 @@
   <w:style w:type="character" w:default="1" w:styleId="DefaultParagraphFont">
     <w:name w:val="Default Paragraph Font"/>
     <w:uiPriority w:val="1"/>
+    <w:semiHidden/>
     <w:unhideWhenUsed/>
   </w:style>
   <w:style w:type="table" w:default="1" w:styleId="TableNormal">
@@ -3874,7 +3894,7 @@
   <a:extraClrSchemeLst/>
   <a:extLst>
     <a:ext uri="{05A4C25C-085E-4340-85A3-A5531E510DB2}">
-      <thm15:themeFamily xmlns="" xmlns:thm15="http://schemas.microsoft.com/office/thememl/2012/main" name="Office Theme" id="{62F939B6-93AF-4DB8-9C6B-D6C7DFDC589F}" vid="{4A3C46E8-61CC-4603-A589-7422A47A8E4A}"/>
+      <thm15:themeFamily xmlns:thm15="http://schemas.microsoft.com/office/thememl/2012/main" xmlns="" name="Office Theme" id="{62F939B6-93AF-4DB8-9C6B-D6C7DFDC589F}" vid="{4A3C46E8-61CC-4603-A589-7422A47A8E4A}"/>
     </a:ext>
   </a:extLst>
 </a:theme>

--- a/Resume.docx
+++ b/Resume.docx
@@ -625,7 +625,19 @@
         <w:rPr>
           <w:rFonts w:ascii="Times New Roman" w:hAnsi="Times New Roman" w:cs="Times New Roman"/>
         </w:rPr>
-        <w:t xml:space="preserve">Certifiedin Microsoft </w:t>
+        <w:t>Certified</w:t>
+      </w:r>
+      <w:r>
+        <w:rPr>
+          <w:rFonts w:ascii="Times New Roman" w:hAnsi="Times New Roman" w:cs="Times New Roman"/>
+        </w:rPr>
+        <w:t xml:space="preserve"> </w:t>
+      </w:r>
+      <w:r>
+        <w:rPr>
+          <w:rFonts w:ascii="Times New Roman" w:hAnsi="Times New Roman" w:cs="Times New Roman"/>
+        </w:rPr>
+        <w:t xml:space="preserve">in Microsoft </w:t>
       </w:r>
       <w:r>
         <w:rPr>
@@ -3894,7 +3906,7 @@
   <a:extraClrSchemeLst/>
   <a:extLst>
     <a:ext uri="{05A4C25C-085E-4340-85A3-A5531E510DB2}">
-      <thm15:themeFamily xmlns:thm15="http://schemas.microsoft.com/office/thememl/2012/main" xmlns="" name="Office Theme" id="{62F939B6-93AF-4DB8-9C6B-D6C7DFDC589F}" vid="{4A3C46E8-61CC-4603-A589-7422A47A8E4A}"/>
+      <thm15:themeFamily xmlns="" xmlns:thm15="http://schemas.microsoft.com/office/thememl/2012/main" name="Office Theme" id="{62F939B6-93AF-4DB8-9C6B-D6C7DFDC589F}" vid="{4A3C46E8-61CC-4603-A589-7422A47A8E4A}"/>
     </a:ext>
   </a:extLst>
 </a:theme>

--- a/Resume.docx
+++ b/Resume.docx
@@ -1296,6 +1296,12 @@
         <w:rPr>
           <w:rFonts w:ascii="Times New Roman" w:hAnsi="Times New Roman" w:cs="Times New Roman"/>
         </w:rPr>
+        <w:t xml:space="preserve"> </w:t>
+      </w:r>
+      <w:r>
+        <w:rPr>
+          <w:rFonts w:ascii="Times New Roman" w:hAnsi="Times New Roman" w:cs="Times New Roman"/>
+        </w:rPr>
         <w:t>&amp; World team.</w:t>
       </w:r>
     </w:p>
@@ -1315,15 +1321,35 @@
         <w:rPr>
           <w:rFonts w:ascii="Times New Roman" w:hAnsi="Times New Roman" w:cs="Times New Roman"/>
         </w:rPr>
-        <w:t xml:space="preserve">This link contains the first tech demo for this project, commentated by me. </w:t>
-      </w:r>
-      <w:hyperlink r:id="rId10" w:tgtFrame="_blank" w:tooltip="https://www.youtube.com/watch?v=naCTWd6FwEk&amp;ab_channel=BrianSimpson" w:history="1">
+        <w:t>This link contains the second and final</w:t>
+      </w:r>
+      <w:r>
+        <w:rPr>
+          <w:rFonts w:ascii="Times New Roman" w:hAnsi="Times New Roman" w:cs="Times New Roman"/>
+        </w:rPr>
+        <w:t xml:space="preserve"> tech demo for this project, commentated by me. </w:t>
+      </w:r>
+      <w:hyperlink r:id="rId10" w:history="1">
         <w:r>
           <w:rPr>
             <w:rStyle w:val="Hyperlink"/>
             <w:rFonts w:ascii="Times New Roman" w:hAnsi="Times New Roman" w:cs="Times New Roman"/>
           </w:rPr>
-          <w:t>https://www.youtube.com/watch?v=naCTWd6FwEk&amp;ab_channel=BrianSimpson</w:t>
+          <w:t>https://www.youtube.com/watch?v=5eNF45cS</w:t>
+        </w:r>
+        <w:r>
+          <w:rPr>
+            <w:rStyle w:val="Hyperlink"/>
+            <w:rFonts w:ascii="Times New Roman" w:hAnsi="Times New Roman" w:cs="Times New Roman"/>
+          </w:rPr>
+          <w:t>v</w:t>
+        </w:r>
+        <w:r>
+          <w:rPr>
+            <w:rStyle w:val="Hyperlink"/>
+            <w:rFonts w:ascii="Times New Roman" w:hAnsi="Times New Roman" w:cs="Times New Roman"/>
+          </w:rPr>
+          <w:t>zc</w:t>
         </w:r>
       </w:hyperlink>
     </w:p>
@@ -3906,7 +3932,7 @@
   <a:extraClrSchemeLst/>
   <a:extLst>
     <a:ext uri="{05A4C25C-085E-4340-85A3-A5531E510DB2}">
-      <thm15:themeFamily xmlns="" xmlns:thm15="http://schemas.microsoft.com/office/thememl/2012/main" name="Office Theme" id="{62F939B6-93AF-4DB8-9C6B-D6C7DFDC589F}" vid="{4A3C46E8-61CC-4603-A589-7422A47A8E4A}"/>
+      <thm15:themeFamily xmlns:thm15="http://schemas.microsoft.com/office/thememl/2012/main" xmlns="" name="Office Theme" id="{62F939B6-93AF-4DB8-9C6B-D6C7DFDC589F}" vid="{4A3C46E8-61CC-4603-A589-7422A47A8E4A}"/>
     </a:ext>
   </a:extLst>
 </a:theme>

--- a/Resume.docx
+++ b/Resume.docx
@@ -489,7 +489,7 @@
         <w:rPr>
           <w:rFonts w:ascii="Times New Roman" w:hAnsi="Times New Roman" w:cs="Times New Roman"/>
         </w:rPr>
-        <w:t>Studying Computer Science</w:t>
+        <w:t>Graduated with a Bachelor’s Degree in Computer Science</w:t>
       </w:r>
     </w:p>
     <w:p>
@@ -1008,6 +1008,27 @@
           <w:rFonts w:ascii="Times New Roman" w:hAnsi="Times New Roman" w:cs="Times New Roman"/>
         </w:rPr>
         <w:t>)</w:t>
+      </w:r>
+    </w:p>
+    <w:p>
+      <w:pPr>
+        <w:pStyle w:val="ListParagraph"/>
+        <w:numPr>
+          <w:ilvl w:val="0"/>
+          <w:numId w:val="9"/>
+        </w:numPr>
+        <w:spacing w:after="0" w:line="240" w:lineRule="auto"/>
+        <w:rPr>
+          <w:rFonts w:ascii="Times New Roman" w:hAnsi="Times New Roman" w:cs="Times New Roman"/>
+          <w:sz w:val="24"/>
+          <w:szCs w:val="24"/>
+        </w:rPr>
+      </w:pPr>
+      <w:r>
+        <w:rPr>
+          <w:rFonts w:ascii="Times New Roman" w:hAnsi="Times New Roman" w:cs="Times New Roman"/>
+        </w:rPr>
+        <w:t>Game/Simulation Dev (Unreal Engine)</w:t>
       </w:r>
     </w:p>
     <w:p>
@@ -1123,25 +1144,13 @@
         <w:rPr>
           <w:rFonts w:ascii="Times New Roman" w:hAnsi="Times New Roman" w:cs="Times New Roman"/>
         </w:rPr>
-        <w:t xml:space="preserve"> </w:t>
-      </w:r>
-      <w:r>
-        <w:rPr>
-          <w:rFonts w:ascii="Times New Roman" w:hAnsi="Times New Roman" w:cs="Times New Roman"/>
-        </w:rPr>
-        <w:t>Intern</w:t>
-      </w:r>
-      <w:r>
-        <w:rPr>
-          <w:rFonts w:ascii="Times New Roman" w:hAnsi="Times New Roman" w:cs="Times New Roman"/>
-        </w:rPr>
-        <w:t>ship,</w:t>
-      </w:r>
-      <w:r>
-        <w:rPr>
-          <w:rFonts w:ascii="Times New Roman" w:hAnsi="Times New Roman" w:cs="Times New Roman"/>
-        </w:rPr>
-        <w:t xml:space="preserve"> July-December 2021</w:t>
+        <w:t>,</w:t>
+      </w:r>
+      <w:r>
+        <w:rPr>
+          <w:rFonts w:ascii="Times New Roman" w:hAnsi="Times New Roman" w:cs="Times New Roman"/>
+        </w:rPr>
+        <w:t xml:space="preserve"> July 2021 – Currently Working Here</w:t>
       </w:r>
     </w:p>
     <w:p>
@@ -1160,7 +1169,19 @@
         <w:rPr>
           <w:rFonts w:ascii="Times New Roman" w:hAnsi="Times New Roman" w:cs="Times New Roman"/>
         </w:rPr>
-        <w:t>I am currently working at an internship where I am working with two veterans of the industry to solve any security risks that may arise. Additionally, I’m automating previously human security checks to free up time for others to invest into more important tasks.</w:t>
+        <w:t>I am currently working with two veterans of the industry to solve any security risks that may arise. Additionally, I’m automating previously human security checks to free up time for others to invest into more important tasks</w:t>
+      </w:r>
+      <w:r>
+        <w:rPr>
+          <w:rFonts w:ascii="Times New Roman" w:hAnsi="Times New Roman" w:cs="Times New Roman"/>
+        </w:rPr>
+        <w:t xml:space="preserve"> using languages such as Python or UNIX scripts and interoperability between different virtual machines pulling information from different servers</w:t>
+      </w:r>
+      <w:r>
+        <w:rPr>
+          <w:rFonts w:ascii="Times New Roman" w:hAnsi="Times New Roman" w:cs="Times New Roman"/>
+        </w:rPr>
+        <w:t>.</w:t>
       </w:r>
     </w:p>
     <w:p>
@@ -1321,6 +1342,7 @@
         <w:rPr>
           <w:rFonts w:ascii="Times New Roman" w:hAnsi="Times New Roman" w:cs="Times New Roman"/>
         </w:rPr>
+        <w:lastRenderedPageBreak/>
         <w:t>This link contains the second and final</w:t>
       </w:r>
       <w:r>
@@ -1335,21 +1357,7 @@
             <w:rStyle w:val="Hyperlink"/>
             <w:rFonts w:ascii="Times New Roman" w:hAnsi="Times New Roman" w:cs="Times New Roman"/>
           </w:rPr>
-          <w:t>https://www.youtube.com/watch?v=5eNF45cS</w:t>
-        </w:r>
-        <w:r>
-          <w:rPr>
-            <w:rStyle w:val="Hyperlink"/>
-            <w:rFonts w:ascii="Times New Roman" w:hAnsi="Times New Roman" w:cs="Times New Roman"/>
-          </w:rPr>
-          <w:t>v</w:t>
-        </w:r>
-        <w:r>
-          <w:rPr>
-            <w:rStyle w:val="Hyperlink"/>
-            <w:rFonts w:ascii="Times New Roman" w:hAnsi="Times New Roman" w:cs="Times New Roman"/>
-          </w:rPr>
-          <w:t>zc</w:t>
+          <w:t>https://www.youtube.com/watch?v=5eNF45cSvzc</w:t>
         </w:r>
       </w:hyperlink>
     </w:p>
@@ -1367,7 +1375,6 @@
           <w:rFonts w:ascii="Times New Roman" w:hAnsi="Times New Roman" w:cs="Times New Roman"/>
           <w:u w:val="single"/>
         </w:rPr>
-        <w:lastRenderedPageBreak/>
         <w:t>Neuropathy</w:t>
       </w:r>
       <w:r>
@@ -1393,7 +1400,31 @@
         <w:rPr>
           <w:rFonts w:ascii="Times New Roman" w:hAnsi="Times New Roman" w:cs="Times New Roman"/>
         </w:rPr>
-        <w:t xml:space="preserve">3D third-person video game that I am creating with a friend in Unreal Engine that revolves around hacking and heist-based </w:t>
+        <w:t xml:space="preserve">3D </w:t>
+      </w:r>
+      <w:r>
+        <w:rPr>
+          <w:rFonts w:ascii="Times New Roman" w:hAnsi="Times New Roman" w:cs="Times New Roman"/>
+        </w:rPr>
+        <w:t>first-person</w:t>
+      </w:r>
+      <w:r>
+        <w:rPr>
+          <w:rFonts w:ascii="Times New Roman" w:hAnsi="Times New Roman" w:cs="Times New Roman"/>
+        </w:rPr>
+        <w:t xml:space="preserve"> video game </w:t>
+      </w:r>
+      <w:r>
+        <w:rPr>
+          <w:rFonts w:ascii="Times New Roman" w:hAnsi="Times New Roman" w:cs="Times New Roman"/>
+        </w:rPr>
+        <w:t>created</w:t>
+      </w:r>
+      <w:r>
+        <w:rPr>
+          <w:rFonts w:ascii="Times New Roman" w:hAnsi="Times New Roman" w:cs="Times New Roman"/>
+        </w:rPr>
+        <w:t xml:space="preserve"> in Unreal Engine that revolves around hacking and heist-based </w:t>
       </w:r>
       <w:proofErr w:type="spellStart"/>
       <w:r>
@@ -3932,7 +3963,7 @@
   <a:extraClrSchemeLst/>
   <a:extLst>
     <a:ext uri="{05A4C25C-085E-4340-85A3-A5531E510DB2}">
-      <thm15:themeFamily xmlns:thm15="http://schemas.microsoft.com/office/thememl/2012/main" xmlns="" name="Office Theme" id="{62F939B6-93AF-4DB8-9C6B-D6C7DFDC589F}" vid="{4A3C46E8-61CC-4603-A589-7422A47A8E4A}"/>
+      <thm15:themeFamily xmlns="" xmlns:thm15="http://schemas.microsoft.com/office/thememl/2012/main" name="Office Theme" id="{62F939B6-93AF-4DB8-9C6B-D6C7DFDC589F}" vid="{4A3C46E8-61CC-4603-A589-7422A47A8E4A}"/>
     </a:ext>
   </a:extLst>
 </a:theme>

--- a/Resume.docx
+++ b/Resume.docx
@@ -124,43 +124,37 @@
         <w:rPr>
           <w:rFonts w:ascii="Times New Roman" w:hAnsi="Times New Roman" w:cs="Times New Roman"/>
         </w:rPr>
-        <w:t>10200 University Blvd</w:t>
-      </w:r>
-      <w:r>
-        <w:rPr>
-          <w:rFonts w:ascii="Times New Roman" w:hAnsi="Times New Roman" w:cs="Times New Roman"/>
-        </w:rPr>
-        <w:t xml:space="preserve">, </w:t>
-      </w:r>
-      <w:r>
-        <w:rPr>
-          <w:rFonts w:ascii="Times New Roman" w:hAnsi="Times New Roman" w:cs="Times New Roman"/>
-        </w:rPr>
-        <w:t>Orlando</w:t>
-      </w:r>
-      <w:r>
-        <w:rPr>
-          <w:rFonts w:ascii="Times New Roman" w:hAnsi="Times New Roman" w:cs="Times New Roman"/>
-        </w:rPr>
-        <w:t>, FL 32</w:t>
-      </w:r>
-      <w:r>
-        <w:rPr>
-          <w:rFonts w:ascii="Times New Roman" w:hAnsi="Times New Roman" w:cs="Times New Roman"/>
-        </w:rPr>
-        <w:t>817</w:t>
-      </w:r>
-      <w:r>
-        <w:rPr>
-          <w:rFonts w:ascii="Times New Roman" w:hAnsi="Times New Roman" w:cs="Times New Roman"/>
-        </w:rPr>
-        <w:t xml:space="preserve"> · Ph: 863.</w:t>
+        <w:t>Orlando, FL</w:t>
+      </w:r>
+      <w:r>
+        <w:rPr>
+          <w:rFonts w:ascii="Times New Roman" w:hAnsi="Times New Roman" w:cs="Times New Roman"/>
+        </w:rPr>
+        <w:t xml:space="preserve"> · </w:t>
+      </w:r>
+      <w:r>
+        <w:rPr>
+          <w:rFonts w:ascii="Times New Roman" w:hAnsi="Times New Roman" w:cs="Times New Roman"/>
+        </w:rPr>
+        <w:t>863.</w:t>
       </w:r>
       <w:r>
         <w:rPr>
           <w:rFonts w:ascii="Times New Roman" w:hAnsi="Times New Roman" w:cs="Times New Roman"/>
         </w:rPr>
         <w:t>441.2511</w:t>
+      </w:r>
+      <w:r>
+        <w:rPr>
+          <w:rFonts w:ascii="Times New Roman" w:hAnsi="Times New Roman" w:cs="Times New Roman"/>
+        </w:rPr>
+        <w:t>·</w:t>
+      </w:r>
+      <w:r>
+        <w:rPr>
+          <w:rFonts w:ascii="Times New Roman" w:hAnsi="Times New Roman" w:cs="Times New Roman"/>
+        </w:rPr>
+        <w:t xml:space="preserve"> </w:t>
       </w:r>
       <w:hyperlink r:id="rId6" w:history="1">
         <w:r>
@@ -191,7 +185,39 @@
             <w:rFonts w:ascii="Times New Roman" w:hAnsi="Times New Roman" w:cs="Times New Roman"/>
             <w:u w:val="none"/>
           </w:rPr>
-          <w:t>https://www.linkedin.com/in/brian-simpson-24999620a/</w:t>
+          <w:t>https://www.linkedin.co</w:t>
+        </w:r>
+        <w:r>
+          <w:rPr>
+            <w:rStyle w:val="Hyperlink"/>
+            <w:rFonts w:ascii="Times New Roman" w:hAnsi="Times New Roman" w:cs="Times New Roman"/>
+            <w:u w:val="none"/>
+          </w:rPr>
+          <w:t>m</w:t>
+        </w:r>
+        <w:r>
+          <w:rPr>
+            <w:rStyle w:val="Hyperlink"/>
+            <w:rFonts w:ascii="Times New Roman" w:hAnsi="Times New Roman" w:cs="Times New Roman"/>
+            <w:u w:val="none"/>
+          </w:rPr>
+          <w:t>/in/b</w:t>
+        </w:r>
+        <w:r>
+          <w:rPr>
+            <w:rStyle w:val="Hyperlink"/>
+            <w:rFonts w:ascii="Times New Roman" w:hAnsi="Times New Roman" w:cs="Times New Roman"/>
+            <w:u w:val="none"/>
+          </w:rPr>
+          <w:t>r</w:t>
+        </w:r>
+        <w:r>
+          <w:rPr>
+            <w:rStyle w:val="Hyperlink"/>
+            <w:rFonts w:ascii="Times New Roman" w:hAnsi="Times New Roman" w:cs="Times New Roman"/>
+            <w:u w:val="none"/>
+          </w:rPr>
+          <w:t>ian-simpson-24999620a/</w:t>
         </w:r>
       </w:hyperlink>
     </w:p>
@@ -1084,6 +1110,7 @@
         <w:ind w:left="0"/>
         <w:rPr>
           <w:rFonts w:ascii="Times New Roman" w:hAnsi="Times New Roman" w:cs="Times New Roman"/>
+          <w:b/>
           <w:sz w:val="24"/>
           <w:szCs w:val="24"/>
         </w:rPr>
@@ -1105,6 +1132,7 @@
         <w:ind w:left="0"/>
         <w:rPr>
           <w:rFonts w:ascii="Times New Roman" w:hAnsi="Times New Roman" w:cs="Times New Roman"/>
+          <w:b/>
           <w:sz w:val="24"/>
           <w:szCs w:val="24"/>
         </w:rPr>
@@ -1132,14 +1160,12 @@
         </w:rPr>
         <w:t xml:space="preserve">, </w:t>
       </w:r>
-      <w:proofErr w:type="spellStart"/>
-      <w:r>
-        <w:rPr>
-          <w:rFonts w:ascii="Times New Roman" w:hAnsi="Times New Roman" w:cs="Times New Roman"/>
-        </w:rPr>
-        <w:t>Cybersecurity</w:t>
-      </w:r>
-      <w:proofErr w:type="spellEnd"/>
+      <w:r>
+        <w:rPr>
+          <w:rFonts w:ascii="Times New Roman" w:hAnsi="Times New Roman" w:cs="Times New Roman"/>
+        </w:rPr>
+        <w:t>Software Engineer</w:t>
+      </w:r>
       <w:r>
         <w:rPr>
           <w:rFonts w:ascii="Times New Roman" w:hAnsi="Times New Roman" w:cs="Times New Roman"/>
@@ -1150,7 +1176,7 @@
         <w:rPr>
           <w:rFonts w:ascii="Times New Roman" w:hAnsi="Times New Roman" w:cs="Times New Roman"/>
         </w:rPr>
-        <w:t xml:space="preserve"> July 2021 – Currently Working Here</w:t>
+        <w:t xml:space="preserve"> February 2022 - Current</w:t>
       </w:r>
     </w:p>
     <w:p>
@@ -1169,19 +1195,260 @@
         <w:rPr>
           <w:rFonts w:ascii="Times New Roman" w:hAnsi="Times New Roman" w:cs="Times New Roman"/>
         </w:rPr>
-        <w:t>I am currently working with two veterans of the industry to solve any security risks that may arise. Additionally, I’m automating previously human security checks to free up time for others to invest into more important tasks</w:t>
-      </w:r>
-      <w:r>
-        <w:rPr>
-          <w:rFonts w:ascii="Times New Roman" w:hAnsi="Times New Roman" w:cs="Times New Roman"/>
-        </w:rPr>
-        <w:t xml:space="preserve"> using languages such as Python or UNIX scripts and interoperability between different virtual machines pulling information from different servers</w:t>
-      </w:r>
-      <w:r>
-        <w:rPr>
-          <w:rFonts w:ascii="Times New Roman" w:hAnsi="Times New Roman" w:cs="Times New Roman"/>
-        </w:rPr>
-        <w:t>.</w:t>
+        <w:t>Working on the infrastructure team coding in languages such as Java to design effective military simulations per requirements of our customers.</w:t>
+      </w:r>
+    </w:p>
+    <w:p>
+      <w:pPr>
+        <w:pStyle w:val="ListParagraph"/>
+        <w:spacing w:after="0" w:line="240" w:lineRule="auto"/>
+        <w:ind w:left="0"/>
+        <w:rPr>
+          <w:rFonts w:ascii="Times New Roman" w:hAnsi="Times New Roman" w:cs="Times New Roman"/>
+          <w:sz w:val="24"/>
+          <w:szCs w:val="24"/>
+        </w:rPr>
+      </w:pPr>
+    </w:p>
+    <w:p>
+      <w:pPr>
+        <w:pStyle w:val="ListParagraph"/>
+        <w:spacing w:after="0" w:line="240" w:lineRule="auto"/>
+        <w:ind w:left="0"/>
+        <w:rPr>
+          <w:rFonts w:ascii="Times New Roman" w:hAnsi="Times New Roman" w:cs="Times New Roman"/>
+        </w:rPr>
+      </w:pPr>
+      <w:r>
+        <w:rPr>
+          <w:rFonts w:ascii="Times New Roman" w:hAnsi="Times New Roman" w:cs="Times New Roman"/>
+          <w:u w:val="single"/>
+        </w:rPr>
+        <w:t>Phoenix Defense</w:t>
+      </w:r>
+      <w:r>
+        <w:rPr>
+          <w:rFonts w:ascii="Times New Roman" w:hAnsi="Times New Roman" w:cs="Times New Roman"/>
+        </w:rPr>
+        <w:t xml:space="preserve">, </w:t>
+      </w:r>
+      <w:proofErr w:type="spellStart"/>
+      <w:r>
+        <w:rPr>
+          <w:rFonts w:ascii="Times New Roman" w:hAnsi="Times New Roman" w:cs="Times New Roman"/>
+        </w:rPr>
+        <w:t>Cybersecurity</w:t>
+      </w:r>
+      <w:proofErr w:type="spellEnd"/>
+      <w:r>
+        <w:rPr>
+          <w:rFonts w:ascii="Times New Roman" w:hAnsi="Times New Roman" w:cs="Times New Roman"/>
+        </w:rPr>
+        <w:t xml:space="preserve"> Internship</w:t>
+      </w:r>
+      <w:r>
+        <w:rPr>
+          <w:rFonts w:ascii="Times New Roman" w:hAnsi="Times New Roman" w:cs="Times New Roman"/>
+        </w:rPr>
+        <w:t>,</w:t>
+      </w:r>
+      <w:r>
+        <w:rPr>
+          <w:rFonts w:ascii="Times New Roman" w:hAnsi="Times New Roman" w:cs="Times New Roman"/>
+        </w:rPr>
+        <w:t xml:space="preserve"> Ju</w:t>
+      </w:r>
+      <w:r>
+        <w:rPr>
+          <w:rFonts w:ascii="Times New Roman" w:hAnsi="Times New Roman" w:cs="Times New Roman"/>
+        </w:rPr>
+        <w:t>ly 2021 – February 2022</w:t>
+      </w:r>
+    </w:p>
+    <w:p>
+      <w:pPr>
+        <w:pStyle w:val="ListParagraph"/>
+        <w:numPr>
+          <w:ilvl w:val="0"/>
+          <w:numId w:val="13"/>
+        </w:numPr>
+        <w:spacing w:after="0" w:line="240" w:lineRule="auto"/>
+        <w:rPr>
+          <w:rFonts w:ascii="Times New Roman" w:hAnsi="Times New Roman" w:cs="Times New Roman"/>
+        </w:rPr>
+      </w:pPr>
+      <w:r>
+        <w:rPr>
+          <w:rFonts w:ascii="Times New Roman" w:hAnsi="Times New Roman" w:cs="Times New Roman"/>
+        </w:rPr>
+        <w:t>Worked</w:t>
+      </w:r>
+      <w:r>
+        <w:rPr>
+          <w:rFonts w:ascii="Times New Roman" w:hAnsi="Times New Roman" w:cs="Times New Roman"/>
+        </w:rPr>
+        <w:t xml:space="preserve"> </w:t>
+      </w:r>
+      <w:r>
+        <w:rPr>
+          <w:rFonts w:ascii="Times New Roman" w:hAnsi="Times New Roman" w:cs="Times New Roman"/>
+        </w:rPr>
+        <w:t>to minimize security risks by automating</w:t>
+      </w:r>
+      <w:r>
+        <w:rPr>
+          <w:rFonts w:ascii="Times New Roman" w:hAnsi="Times New Roman" w:cs="Times New Roman"/>
+        </w:rPr>
+        <w:t xml:space="preserve"> previously human security checks</w:t>
+      </w:r>
+      <w:r>
+        <w:rPr>
+          <w:rFonts w:ascii="Times New Roman" w:hAnsi="Times New Roman" w:cs="Times New Roman"/>
+        </w:rPr>
+        <w:t xml:space="preserve"> </w:t>
+      </w:r>
+      <w:r>
+        <w:rPr>
+          <w:rFonts w:ascii="Times New Roman" w:hAnsi="Times New Roman" w:cs="Times New Roman"/>
+        </w:rPr>
+        <w:t>using languages such as Python or UNIX scripts</w:t>
+      </w:r>
+      <w:r>
+        <w:rPr>
+          <w:rFonts w:ascii="Times New Roman" w:hAnsi="Times New Roman" w:cs="Times New Roman"/>
+        </w:rPr>
+        <w:t xml:space="preserve"> which</w:t>
+      </w:r>
+      <w:r>
+        <w:rPr>
+          <w:rFonts w:ascii="Times New Roman" w:hAnsi="Times New Roman" w:cs="Times New Roman"/>
+        </w:rPr>
+        <w:t xml:space="preserve"> free</w:t>
+      </w:r>
+      <w:r>
+        <w:rPr>
+          <w:rFonts w:ascii="Times New Roman" w:hAnsi="Times New Roman" w:cs="Times New Roman"/>
+        </w:rPr>
+        <w:t>d</w:t>
+      </w:r>
+      <w:r>
+        <w:rPr>
+          <w:rFonts w:ascii="Times New Roman" w:hAnsi="Times New Roman" w:cs="Times New Roman"/>
+        </w:rPr>
+        <w:t xml:space="preserve"> up time for others to invest into more important tasks</w:t>
+      </w:r>
+      <w:r>
+        <w:rPr>
+          <w:rFonts w:ascii="Times New Roman" w:hAnsi="Times New Roman" w:cs="Times New Roman"/>
+        </w:rPr>
+        <w:t xml:space="preserve"> </w:t>
+      </w:r>
+    </w:p>
+    <w:p>
+      <w:pPr>
+        <w:pStyle w:val="ListParagraph"/>
+        <w:spacing w:after="0" w:line="240" w:lineRule="auto"/>
+        <w:ind w:left="0"/>
+        <w:rPr>
+          <w:rFonts w:ascii="Times New Roman" w:hAnsi="Times New Roman" w:cs="Times New Roman"/>
+        </w:rPr>
+      </w:pPr>
+    </w:p>
+    <w:p>
+      <w:pPr>
+        <w:pStyle w:val="ListParagraph"/>
+        <w:spacing w:after="0" w:line="240" w:lineRule="auto"/>
+        <w:ind w:left="0"/>
+        <w:rPr>
+          <w:rFonts w:ascii="Times New Roman" w:hAnsi="Times New Roman" w:cs="Times New Roman"/>
+        </w:rPr>
+      </w:pPr>
+    </w:p>
+    <w:p>
+      <w:pPr>
+        <w:pStyle w:val="ListParagraph"/>
+        <w:spacing w:after="0" w:line="240" w:lineRule="auto"/>
+        <w:ind w:left="0"/>
+        <w:rPr>
+          <w:rFonts w:ascii="Times New Roman" w:hAnsi="Times New Roman" w:cs="Times New Roman"/>
+        </w:rPr>
+      </w:pPr>
+      <w:r>
+        <w:rPr>
+          <w:rFonts w:ascii="Times New Roman" w:hAnsi="Times New Roman" w:cs="Times New Roman"/>
+          <w:u w:val="single"/>
+        </w:rPr>
+        <w:t>Defense Startup (Stealth)</w:t>
+      </w:r>
+      <w:r>
+        <w:rPr>
+          <w:rFonts w:ascii="Times New Roman" w:hAnsi="Times New Roman" w:cs="Times New Roman"/>
+        </w:rPr>
+        <w:t>, Software Engineer, December 2021 – Current</w:t>
+      </w:r>
+    </w:p>
+    <w:p>
+      <w:pPr>
+        <w:pStyle w:val="ListParagraph"/>
+        <w:numPr>
+          <w:ilvl w:val="0"/>
+          <w:numId w:val="13"/>
+        </w:numPr>
+        <w:spacing w:after="0" w:line="240" w:lineRule="auto"/>
+        <w:rPr>
+          <w:rFonts w:ascii="Times New Roman" w:hAnsi="Times New Roman" w:cs="Times New Roman"/>
+        </w:rPr>
+      </w:pPr>
+      <w:r>
+        <w:rPr>
+          <w:rFonts w:ascii="Times New Roman" w:hAnsi="Times New Roman" w:cs="Times New Roman"/>
+        </w:rPr>
+        <w:lastRenderedPageBreak/>
+        <w:t>Managing</w:t>
+      </w:r>
+      <w:r>
+        <w:rPr>
+          <w:rFonts w:ascii="Times New Roman" w:hAnsi="Times New Roman" w:cs="Times New Roman"/>
+        </w:rPr>
+        <w:t xml:space="preserve"> further development for TAKGM</w:t>
+      </w:r>
+      <w:r>
+        <w:rPr>
+          <w:rFonts w:ascii="Times New Roman" w:hAnsi="Times New Roman" w:cs="Times New Roman"/>
+        </w:rPr>
+        <w:t xml:space="preserve"> (described later), </w:t>
+      </w:r>
+      <w:r>
+        <w:rPr>
+          <w:rFonts w:ascii="Times New Roman" w:hAnsi="Times New Roman" w:cs="Times New Roman"/>
+        </w:rPr>
+        <w:t xml:space="preserve">actively </w:t>
+      </w:r>
+      <w:proofErr w:type="spellStart"/>
+      <w:r>
+        <w:rPr>
+          <w:rFonts w:ascii="Times New Roman" w:hAnsi="Times New Roman" w:cs="Times New Roman"/>
+        </w:rPr>
+        <w:t>upscaling</w:t>
+      </w:r>
+      <w:proofErr w:type="spellEnd"/>
+      <w:r>
+        <w:rPr>
+          <w:rFonts w:ascii="Times New Roman" w:hAnsi="Times New Roman" w:cs="Times New Roman"/>
+        </w:rPr>
+        <w:t xml:space="preserve"> it into a larger simulation platform</w:t>
+      </w:r>
+      <w:r>
+        <w:rPr>
+          <w:rFonts w:ascii="Times New Roman" w:hAnsi="Times New Roman" w:cs="Times New Roman"/>
+        </w:rPr>
+        <w:t xml:space="preserve"> able</w:t>
+      </w:r>
+      <w:r>
+        <w:rPr>
+          <w:rFonts w:ascii="Times New Roman" w:hAnsi="Times New Roman" w:cs="Times New Roman"/>
+        </w:rPr>
+        <w:t xml:space="preserve"> to be used in real-world operations/training.</w:t>
       </w:r>
     </w:p>
     <w:p>
@@ -1342,7 +1609,6 @@
         <w:rPr>
           <w:rFonts w:ascii="Times New Roman" w:hAnsi="Times New Roman" w:cs="Times New Roman"/>
         </w:rPr>
-        <w:lastRenderedPageBreak/>
         <w:t>This link contains the second and final</w:t>
       </w:r>
       <w:r>
@@ -1365,6 +1631,16 @@
       <w:pPr>
         <w:pStyle w:val="ListParagraph"/>
         <w:spacing w:after="0" w:line="240" w:lineRule="auto"/>
+        <w:ind w:left="1080"/>
+        <w:rPr>
+          <w:rFonts w:ascii="Times New Roman" w:hAnsi="Times New Roman" w:cs="Times New Roman"/>
+        </w:rPr>
+      </w:pPr>
+    </w:p>
+    <w:p>
+      <w:pPr>
+        <w:pStyle w:val="ListParagraph"/>
+        <w:spacing w:after="0" w:line="240" w:lineRule="auto"/>
         <w:ind w:left="0"/>
         <w:rPr>
           <w:rFonts w:ascii="Times New Roman" w:hAnsi="Times New Roman" w:cs="Times New Roman"/>
@@ -1580,46 +1856,93 @@
       <w:pPr>
         <w:pStyle w:val="ListParagraph"/>
         <w:spacing w:after="0" w:line="240" w:lineRule="auto"/>
-        <w:ind w:left="0"/>
-        <w:rPr>
-          <w:rFonts w:ascii="Times New Roman" w:hAnsi="Times New Roman" w:cs="Times New Roman"/>
-        </w:rPr>
-      </w:pPr>
-      <w:proofErr w:type="spellStart"/>
-      <w:r>
-        <w:rPr>
-          <w:rFonts w:ascii="Times New Roman" w:hAnsi="Times New Roman" w:cs="Times New Roman"/>
-          <w:u w:val="single"/>
-        </w:rPr>
-        <w:t>Spira</w:t>
-      </w:r>
-      <w:proofErr w:type="spellEnd"/>
-      <w:r>
-        <w:rPr>
-          <w:rFonts w:ascii="Times New Roman" w:hAnsi="Times New Roman" w:cs="Times New Roman"/>
-          <w:u w:val="single"/>
-        </w:rPr>
-        <w:t xml:space="preserve"> Contact Manager</w:t>
-      </w:r>
-      <w:r>
-        <w:rPr>
-          <w:rFonts w:ascii="Times New Roman" w:hAnsi="Times New Roman" w:cs="Times New Roman"/>
-        </w:rPr>
-        <w:t>, Database/</w:t>
-      </w:r>
-      <w:proofErr w:type="spellStart"/>
-      <w:r>
-        <w:rPr>
-          <w:rFonts w:ascii="Times New Roman" w:hAnsi="Times New Roman" w:cs="Times New Roman"/>
-        </w:rPr>
-        <w:t>BackEnd</w:t>
-      </w:r>
-      <w:proofErr w:type="spellEnd"/>
-      <w:r>
-        <w:rPr>
-          <w:rFonts w:ascii="Times New Roman" w:hAnsi="Times New Roman" w:cs="Times New Roman"/>
-        </w:rPr>
-        <w:t>, Spring 2021</w:t>
+        <w:ind w:left="1080"/>
+        <w:rPr>
+          <w:rFonts w:ascii="Times New Roman" w:hAnsi="Times New Roman" w:cs="Times New Roman"/>
+        </w:rPr>
+      </w:pPr>
+    </w:p>
+    <w:p>
+      <w:pPr>
+        <w:pStyle w:val="ListParagraph"/>
+        <w:spacing w:after="0" w:line="240" w:lineRule="auto"/>
+        <w:ind w:left="1080"/>
+        <w:rPr>
+          <w:rFonts w:ascii="Times New Roman" w:hAnsi="Times New Roman" w:cs="Times New Roman"/>
+        </w:rPr>
+      </w:pPr>
+    </w:p>
+    <w:p>
+      <w:pPr>
+        <w:spacing w:after="0" w:line="240" w:lineRule="auto"/>
+        <w:rPr>
+          <w:rFonts w:ascii="Times New Roman" w:hAnsi="Times New Roman" w:cs="Times New Roman"/>
+          <w:b/>
+          <w:sz w:val="24"/>
+          <w:szCs w:val="24"/>
+        </w:rPr>
+      </w:pPr>
+    </w:p>
+    <w:p>
+      <w:pPr>
+        <w:spacing w:after="0" w:line="240" w:lineRule="auto"/>
+        <w:rPr>
+          <w:rFonts w:ascii="Times New Roman" w:hAnsi="Times New Roman" w:cs="Times New Roman"/>
+          <w:b/>
+          <w:sz w:val="24"/>
+          <w:szCs w:val="24"/>
+        </w:rPr>
+      </w:pPr>
+    </w:p>
+    <w:p>
+      <w:pPr>
+        <w:spacing w:after="0" w:line="240" w:lineRule="auto"/>
+        <w:rPr>
+          <w:rFonts w:ascii="Times New Roman" w:hAnsi="Times New Roman" w:cs="Times New Roman"/>
+          <w:b/>
+          <w:sz w:val="24"/>
+          <w:szCs w:val="24"/>
+        </w:rPr>
+      </w:pPr>
+      <w:r>
+        <w:rPr>
+          <w:rFonts w:ascii="Times New Roman" w:hAnsi="Times New Roman" w:cs="Times New Roman"/>
+          <w:b/>
+          <w:sz w:val="24"/>
+          <w:szCs w:val="24"/>
+        </w:rPr>
+        <w:t>References</w:t>
+      </w:r>
+    </w:p>
+    <w:p>
+      <w:pPr>
+        <w:spacing w:after="0" w:line="240" w:lineRule="auto"/>
+        <w:rPr>
+          <w:rFonts w:ascii="Times New Roman" w:hAnsi="Times New Roman" w:cs="Times New Roman"/>
+          <w:b/>
+          <w:sz w:val="24"/>
+          <w:szCs w:val="24"/>
+        </w:rPr>
+      </w:pPr>
+    </w:p>
+    <w:p>
+      <w:pPr>
+        <w:spacing w:after="0" w:line="240" w:lineRule="auto"/>
+        <w:rPr>
+          <w:rFonts w:ascii="Times New Roman" w:hAnsi="Times New Roman" w:cs="Times New Roman"/>
+        </w:rPr>
+      </w:pPr>
+      <w:r>
+        <w:rPr>
+          <w:rFonts w:ascii="Times New Roman" w:hAnsi="Times New Roman" w:cs="Times New Roman"/>
+        </w:rPr>
+        <w:t xml:space="preserve">Alan Clarke </w:t>
+      </w:r>
+      <w:r>
+        <w:rPr>
+          <w:rFonts w:ascii="Times New Roman" w:hAnsi="Times New Roman" w:cs="Times New Roman"/>
+        </w:rPr>
+        <w:t>(760) 213-1411, alan.clarke@hq.dhs.gov</w:t>
       </w:r>
     </w:p>
     <w:p>
@@ -1638,131 +1961,25 @@
         <w:rPr>
           <w:rFonts w:ascii="Times New Roman" w:hAnsi="Times New Roman" w:cs="Times New Roman"/>
         </w:rPr>
-        <w:t>Website that is designed to function similarly to the contacts app on a phone</w:t>
-      </w:r>
-      <w:r>
-        <w:rPr>
-          <w:rFonts w:ascii="Times New Roman" w:hAnsi="Times New Roman" w:cs="Times New Roman"/>
-        </w:rPr>
-        <w:t>.</w:t>
-      </w:r>
-    </w:p>
-    <w:p>
-      <w:pPr>
-        <w:pStyle w:val="ListParagraph"/>
-        <w:spacing w:after="0" w:line="240" w:lineRule="auto"/>
-        <w:ind w:left="1080"/>
-        <w:rPr>
-          <w:rFonts w:ascii="Times New Roman" w:hAnsi="Times New Roman" w:cs="Times New Roman"/>
-        </w:rPr>
-      </w:pPr>
-    </w:p>
-    <w:p>
-      <w:pPr>
-        <w:pStyle w:val="ListParagraph"/>
-        <w:spacing w:after="0" w:line="240" w:lineRule="auto"/>
-        <w:ind w:left="1080"/>
-        <w:rPr>
-          <w:rFonts w:ascii="Times New Roman" w:hAnsi="Times New Roman" w:cs="Times New Roman"/>
-        </w:rPr>
-      </w:pPr>
-    </w:p>
-    <w:p>
-      <w:pPr>
-        <w:spacing w:after="0" w:line="240" w:lineRule="auto"/>
-        <w:rPr>
-          <w:rFonts w:ascii="Times New Roman" w:hAnsi="Times New Roman" w:cs="Times New Roman"/>
-          <w:b/>
-          <w:sz w:val="24"/>
-          <w:szCs w:val="24"/>
-        </w:rPr>
-      </w:pPr>
-    </w:p>
-    <w:p>
-      <w:pPr>
-        <w:spacing w:after="0" w:line="240" w:lineRule="auto"/>
-        <w:rPr>
-          <w:rFonts w:ascii="Times New Roman" w:hAnsi="Times New Roman" w:cs="Times New Roman"/>
-          <w:b/>
-          <w:sz w:val="24"/>
-          <w:szCs w:val="24"/>
-        </w:rPr>
-      </w:pPr>
-    </w:p>
-    <w:p>
-      <w:pPr>
-        <w:spacing w:after="0" w:line="240" w:lineRule="auto"/>
-        <w:rPr>
-          <w:rFonts w:ascii="Times New Roman" w:hAnsi="Times New Roman" w:cs="Times New Roman"/>
-          <w:b/>
-          <w:sz w:val="24"/>
-          <w:szCs w:val="24"/>
-        </w:rPr>
-      </w:pPr>
-      <w:r>
-        <w:rPr>
-          <w:rFonts w:ascii="Times New Roman" w:hAnsi="Times New Roman" w:cs="Times New Roman"/>
-          <w:b/>
-          <w:sz w:val="24"/>
-          <w:szCs w:val="24"/>
-        </w:rPr>
-        <w:t>References</w:t>
-      </w:r>
-    </w:p>
-    <w:p>
-      <w:pPr>
-        <w:spacing w:after="0" w:line="240" w:lineRule="auto"/>
-        <w:rPr>
-          <w:rFonts w:ascii="Times New Roman" w:hAnsi="Times New Roman" w:cs="Times New Roman"/>
-          <w:b/>
-          <w:sz w:val="24"/>
-          <w:szCs w:val="24"/>
-        </w:rPr>
-      </w:pPr>
-    </w:p>
-    <w:p>
-      <w:pPr>
-        <w:spacing w:after="0" w:line="240" w:lineRule="auto"/>
-        <w:rPr>
-          <w:rFonts w:ascii="Times New Roman" w:hAnsi="Times New Roman" w:cs="Times New Roman"/>
-        </w:rPr>
-      </w:pPr>
-      <w:r>
-        <w:rPr>
-          <w:rFonts w:ascii="Times New Roman" w:hAnsi="Times New Roman" w:cs="Times New Roman"/>
-        </w:rPr>
-        <w:t xml:space="preserve">Alan Clarke </w:t>
-      </w:r>
-      <w:r>
-        <w:rPr>
-          <w:rFonts w:ascii="Times New Roman" w:hAnsi="Times New Roman" w:cs="Times New Roman"/>
-        </w:rPr>
-        <w:t>(760) 213-1411, alan.clarke@hq.dhs.gov</w:t>
-      </w:r>
-    </w:p>
-    <w:p>
-      <w:pPr>
-        <w:pStyle w:val="ListParagraph"/>
-        <w:numPr>
-          <w:ilvl w:val="0"/>
-          <w:numId w:val="11"/>
-        </w:numPr>
-        <w:spacing w:after="0" w:line="240" w:lineRule="auto"/>
-        <w:rPr>
-          <w:rFonts w:ascii="Times New Roman" w:hAnsi="Times New Roman" w:cs="Times New Roman"/>
-        </w:rPr>
-      </w:pPr>
-      <w:r>
-        <w:rPr>
-          <w:rFonts w:ascii="Times New Roman" w:hAnsi="Times New Roman" w:cs="Times New Roman"/>
-        </w:rPr>
-        <w:t>A LtCol of the USMC, Commandant of the Marine Corps at the Department of Homeland Security. He is the sponsor for my TAKGM project and is hoping to start his own military simulation SME</w:t>
-      </w:r>
-      <w:r>
-        <w:rPr>
-          <w:rFonts w:ascii="Times New Roman" w:hAnsi="Times New Roman" w:cs="Times New Roman"/>
-        </w:rPr>
-        <w:t xml:space="preserve"> (Small &amp; Medium size Enterprise)</w:t>
+        <w:t>A LtCol of the USMC, Commandant of the Marine Corps at the Depart</w:t>
+      </w:r>
+      <w:r>
+        <w:rPr>
+          <w:rFonts w:ascii="Times New Roman" w:hAnsi="Times New Roman" w:cs="Times New Roman"/>
+        </w:rPr>
+        <w:t>ment of Homeland Security. He was</w:t>
+      </w:r>
+      <w:r>
+        <w:rPr>
+          <w:rFonts w:ascii="Times New Roman" w:hAnsi="Times New Roman" w:cs="Times New Roman"/>
+        </w:rPr>
+        <w:t xml:space="preserve"> the sponsor for my TAKGM project and is hoping to start his own </w:t>
+      </w:r>
+      <w:r>
+        <w:rPr>
+          <w:rFonts w:ascii="Times New Roman" w:hAnsi="Times New Roman" w:cs="Times New Roman"/>
+        </w:rPr>
+        <w:t>military simulation SME using it.</w:t>
       </w:r>
     </w:p>
     <w:p>
@@ -1785,7 +2002,19 @@
         <w:rPr>
           <w:rFonts w:ascii="Times New Roman" w:hAnsi="Times New Roman" w:cs="Times New Roman"/>
         </w:rPr>
-        <w:t xml:space="preserve">Tom Harris, </w:t>
+        <w:t>Tom Harris</w:t>
+      </w:r>
+      <w:r>
+        <w:rPr>
+          <w:rFonts w:ascii="Times New Roman" w:hAnsi="Times New Roman" w:cs="Times New Roman"/>
+        </w:rPr>
+        <w:t xml:space="preserve"> (513) 374-2521</w:t>
+      </w:r>
+      <w:r>
+        <w:rPr>
+          <w:rFonts w:ascii="Times New Roman" w:hAnsi="Times New Roman" w:cs="Times New Roman"/>
+        </w:rPr>
+        <w:t xml:space="preserve">, </w:t>
       </w:r>
       <w:r>
         <w:rPr>
@@ -1932,7 +2161,7 @@
   <w:abstractNum w:abstractNumId="0">
     <w:nsid w:val="05D15AD6"/>
     <w:multiLevelType w:val="hybridMultilevel"/>
-    <w:tmpl w:val="2BBE5FE0"/>
+    <w:tmpl w:val="5358CE7E"/>
     <w:lvl w:ilvl="0" w:tplc="04090001">
       <w:start w:val="1"/>
       <w:numFmt w:val="bullet"/>
@@ -3604,7 +3833,6 @@
   <w:style w:type="character" w:default="1" w:styleId="DefaultParagraphFont">
     <w:name w:val="Default Paragraph Font"/>
     <w:uiPriority w:val="1"/>
-    <w:semiHidden/>
     <w:unhideWhenUsed/>
   </w:style>
   <w:style w:type="table" w:default="1" w:styleId="TableNormal">
